--- a/Implementation/New2 ( with charging staton )/Updated Road Network/MOD25 - CS Recommendation/Backup/Paper Work/IEEE_EV_Charging_Recommendation.docx
+++ b/Implementation/New2 ( with charging staton )/Updated Road Network/MOD25 - CS Recommendation/Backup/Paper Work/IEEE_EV_Charging_Recommendation.docx
@@ -450,40 +450,32 @@
         <w:ind w:firstLine="288"/>
         <w:jc w:val="both"/>
       </w:pPr>
-      <w:proofErr w:type="spellStart"/>
-      <w:r>
-        <w:t>Inspite</w:t>
-      </w:r>
-      <w:proofErr w:type="spellEnd"/>
+      <w:r>
+        <w:t>In spite</w:t>
+      </w:r>
       <w:r>
         <w:t xml:space="preserve"> of these facilities, EV charging in Khulna remains almost completely imbalanced. Drivers select charging stations based only on proximity and familiarity, which </w:t>
       </w:r>
-      <w:proofErr w:type="spellStart"/>
-      <w:r>
-        <w:t>resultes</w:t>
-      </w:r>
-      <w:proofErr w:type="spellEnd"/>
+      <w:r>
+        <w:t>results</w:t>
+      </w:r>
       <w:r>
         <w:t xml:space="preserve"> in intense demand at popular stations during morning and evening rush </w:t>
+      </w:r>
+      <w:r>
+        <w:t>hours. Transformers</w:t>
+      </w:r>
+      <w:r>
+        <w:t xml:space="preserve"> serving to those overloaded nodes - experience thermal stress, voltage drops, and failures. This results repair costs and disruption of driver service. In the meantime peripheral stations remain continuously unused, which highlights the infrastructure </w:t>
       </w:r>
       <w:proofErr w:type="spellStart"/>
       <w:proofErr w:type="gramStart"/>
       <w:r>
-        <w:t>hours.Transformers</w:t>
+        <w:t>investment.Electric</w:t>
       </w:r>
       <w:proofErr w:type="spellEnd"/>
       <w:proofErr w:type="gramEnd"/>
       <w:r>
-        <w:t xml:space="preserve"> serving to those overloaded nodes - experience thermal stress, voltage drops, and failures. This results repair costs and disruption of driver service. In the meantime peripheral stations remain continuously unused, which highlights the infrastructure </w:t>
-      </w:r>
-      <w:proofErr w:type="spellStart"/>
-      <w:proofErr w:type="gramStart"/>
-      <w:r>
-        <w:t>investment.Electric</w:t>
-      </w:r>
-      <w:proofErr w:type="spellEnd"/>
-      <w:proofErr w:type="gramEnd"/>
-      <w:r>
         <w:t xml:space="preserve"> Vehicle load on the electricity grid is projected to reach 780 TWh by 2030 [3] globally. It makes intelligent charging coordination an urgent operational priority.</w:t>
       </w:r>
     </w:p>
@@ -546,20 +538,13 @@
       </w:r>
       <w:proofErr w:type="gramEnd"/>
       <w:r>
-        <w:t xml:space="preserve">Easy Bikes, Electric Rickshaws, Electric Vans)on 8 road-routes. It monitors real time battery SOC and also issues per vehicle charging station recommendations through a multi criteria scoring </w:t>
-      </w:r>
-      <w:proofErr w:type="spellStart"/>
-      <w:proofErr w:type="gramStart"/>
-      <w:r>
-        <w:t>models.This</w:t>
-      </w:r>
-      <w:proofErr w:type="spellEnd"/>
-      <w:proofErr w:type="gramEnd"/>
-      <w:r>
-        <w:t xml:space="preserve"> framework distinguishes</w:t>
-      </w:r>
-      <w:r>
-        <w:t xml:space="preserve"> between potential routing – when a directed network path exists. It also suggests only output when directional limitations prevent routing. In comparison with nearest only baseline, significant improvements are seen in potential recommendation rates, congestion avoidance and </w:t>
+        <w:t>Easy Bikes, Electric Rickshaws, Electric Vans)on 8 road-routes. It monitors real time battery SOC and also issues per vehicle charging station recommendations through a multi criteria scoring models.</w:t>
+      </w:r>
+      <w:r>
+        <w:t xml:space="preserve"> </w:t>
+      </w:r>
+      <w:r>
+        <w:t xml:space="preserve">This framework distinguishes between potential routing – when a directed network path exists. It also suggests only output when directional limitations prevent routing. In comparison with nearest only baseline, significant improvements are seen in potential recommendation rates, congestion avoidance and </w:t>
       </w:r>
       <w:r>
         <w:t xml:space="preserve">genius handling of high priority charging </w:t>
@@ -608,7 +593,7 @@
         <w:jc w:val="both"/>
       </w:pPr>
       <w:r>
-        <w:t>Research on EV charging management spans infrastructure planning, real-time routing and scheduling, and load forecasting. We survey each thread to position our work.</w:t>
+        <w:t>Planning of EV charging management research infrastructure, expands real time routing, timesteps. We study every thread to indicate our work position.</w:t>
       </w:r>
     </w:p>
     <w:p>
@@ -633,23 +618,25 @@
         <w:jc w:val="both"/>
       </w:pPr>
       <w:r>
-        <w:t xml:space="preserve">Wang et al. [2] formulated charging station selection as a multi-objective </w:t>
+        <w:t xml:space="preserve">Wang et al. [2] formulated charging station selection as a multi-objective optimization problem. It reduces travel time, grid pressure and cost through integer programming. Hussain et al. [6] applied analytical classification. It was Analytic Hierarchy </w:t>
+      </w:r>
+      <w:proofErr w:type="gramStart"/>
+      <w:r>
+        <w:t>Process(</w:t>
+      </w:r>
+      <w:proofErr w:type="gramEnd"/>
+      <w:r>
+        <w:t xml:space="preserve">AHP). The methods combined with TOPSIS to rank candidate stations according to accessibility, demand density, and grid </w:t>
       </w:r>
       <w:proofErr w:type="spellStart"/>
-      <w:r>
-        <w:t>optimisation</w:t>
+      <w:proofErr w:type="gramStart"/>
+      <w:r>
+        <w:t>capacity.These</w:t>
       </w:r>
       <w:proofErr w:type="spellEnd"/>
-      <w:r>
-        <w:t xml:space="preserve"> problem, </w:t>
-      </w:r>
-      <w:proofErr w:type="spellStart"/>
-      <w:r>
-        <w:t>minimising</w:t>
-      </w:r>
-      <w:proofErr w:type="spellEnd"/>
-      <w:r>
-        <w:t xml:space="preserve"> travel time, cost, and grid stress via integer programming. Hussain et al. [6] applied Analytic Hierarchy Process combined with TOPSIS to rank candidate stations by accessibility, demand density, and grid capacity. These approaches inform long-term capital decisions but do not address real-time dispatch across an existing network. Rahman et al. [1] surveyed adoption trends specific to Bangladesh, identifying coordination gaps directly relevant to this study.</w:t>
+      <w:proofErr w:type="gramEnd"/>
+      <w:r>
+        <w:t xml:space="preserve"> methods inform long-term major decisions but do not indicate real-time dispatch across existing networks. Rahman et al. [1] surveyed adoption trends specific to Bangladesh, identifying coordination gaps, which are directly correlated to this study.</w:t>
       </w:r>
     </w:p>
     <w:p>
@@ -674,15 +661,10 @@
         <w:jc w:val="both"/>
       </w:pPr>
       <w:r>
-        <w:t xml:space="preserve">Zhang et al. [5] demonstrated reinforcement-learning-based load balancing across charging stations, reducing peak demand significantly when vehicles accept dynamic routing suggestions. SUMO and </w:t>
-      </w:r>
-      <w:proofErr w:type="spellStart"/>
-      <w:r>
-        <w:t>TraCI</w:t>
-      </w:r>
-      <w:proofErr w:type="spellEnd"/>
-      <w:r>
-        <w:t xml:space="preserve"> have been employed for traffic-adaptive signal control [4] and electric bus scheduling, but not for advisory recommendation in directionally constrained fleets. Halder et al. [7] proposed an LSTM-based AI framework for dynamic EV selection and resource allocation at wireless charging traffic intersections. Their system predicts battery energy needs, generates demand scores, and applies conditional selection based on remaining signal time—achieving 55.1% more battery energy than a static baseline and 8.4% more than a dynamic DNN baseline. This work directly motivates our demand-score-aware priority classification and the distinction between routing-feasible and advisory recommendations.</w:t>
+        <w:t>Current research explored reinforcement learning &amp; AI based frameworks for dynamics Electric Vehicle charging distribution. These methods target to balance the load at stations, to lessen traffic, decrease peak-demand through adaptive routing suggestion. Microscopic traffic simulation platforms like-SUMO has been widely implemented for traffic optimization</w:t>
+      </w:r>
+      <w:r>
+        <w:t>. More implementation for signal control, energy aware mobility modeling. By the way fixed work aggregated real time suggestive recommendation of charging in to the heterogeneous EV fleet of South Asian cities.</w:t>
       </w:r>
     </w:p>
     <w:p>
@@ -707,7 +689,7 @@
         <w:jc w:val="both"/>
       </w:pPr>
       <w:r>
-        <w:t xml:space="preserve">Siddiqui et al. [8] proposed </w:t>
+        <w:t xml:space="preserve">Siddiqui et al. [8] suggested </w:t>
       </w:r>
       <w:proofErr w:type="spellStart"/>
       <w:r>
@@ -731,7 +713,7 @@
       </w:r>
       <w:proofErr w:type="spellEnd"/>
       <w:r>
-        <w:t xml:space="preserve">, and Linear Regression—for day-ahead EV charging station load forecasting, improving MAE by 9.4% and 32.7% over standalone </w:t>
+        <w:t xml:space="preserve">, and Linear Regression for day ahead EV charging station load forecasting It improved the MAE by 9.4% and 32.7%, respectively, compared to individual </w:t>
       </w:r>
       <w:proofErr w:type="spellStart"/>
       <w:r>
@@ -747,15 +729,15 @@
       </w:r>
       <w:proofErr w:type="spellEnd"/>
       <w:r>
-        <w:t xml:space="preserve"> respectively on the ACN dataset. Their work establishes that rich feature engineering—station occupancy, queue depth, SoC distribution, time-of-day—drives forecasting accuracy. The dataset produced by our simulation captures precisely these features, making it directly usable as input for </w:t>
-      </w:r>
-      <w:proofErr w:type="spellStart"/>
-      <w:r>
-        <w:t>DeepBoost</w:t>
-      </w:r>
-      <w:proofErr w:type="spellEnd"/>
-      <w:r>
-        <w:t>-style models applied to the Khulna context.</w:t>
+        <w:t xml:space="preserve"> on the ACN dataset. Their work establishes - enriched feature engineering – station occupancy, depth of </w:t>
+      </w:r>
+      <w:proofErr w:type="gramStart"/>
+      <w:r>
+        <w:t>queue ,</w:t>
+      </w:r>
+      <w:proofErr w:type="gramEnd"/>
+      <w:r>
+        <w:t xml:space="preserve"> SoC distribution, time of day . The work drives forecast accuracy. The dataset produced by our simulation accurately captures these features, making it directly usable as input for our charging station style models applied to the Khulna context.</w:t>
       </w:r>
     </w:p>
     <w:p>
@@ -780,7 +762,7 @@
         <w:jc w:val="both"/>
       </w:pPr>
       <w:r>
-        <w:t>No prior work addresses: (</w:t>
+        <w:t>No previous work addresses: (</w:t>
       </w:r>
       <w:proofErr w:type="spellStart"/>
       <w:r>
@@ -788,8 +770,25 @@
       </w:r>
       <w:proofErr w:type="spellEnd"/>
       <w:r>
-        <w:t>) simulation-based recommendation for corridor-constrained EV fleets such as Easy Bikes; (ii) an explicit Advisory Mode that preserves simulation integrity when U-turns are infeasible; or (iii) empirical load-balancing evaluation on a heterogeneous three-vehicle-type fleet with different battery capacities in a South Asian urban environment. This paper fills all three gaps.</w:t>
-      </w:r>
+        <w:t xml:space="preserve">)simulation-based recommendation for corridor-limited Electric Vehicle fleet like Easy Bikes;(ii) a clear suggestive mode, which preserves simulation </w:t>
+      </w:r>
+      <w:proofErr w:type="gramStart"/>
+      <w:r>
+        <w:t>integrity ;</w:t>
+      </w:r>
+      <w:proofErr w:type="gramEnd"/>
+      <w:r>
+        <w:t xml:space="preserve"> </w:t>
+      </w:r>
+      <w:r>
+        <w:t>or (iii) empirical load-balancing evaluation on a heterogeneous three-vehicle-type fleet with different battery capacities in a South Asian urban environment. This paper fills three gaps.</w:t>
+      </w:r>
+    </w:p>
+    <w:p>
+      <w:pPr>
+        <w:ind w:firstLine="288"/>
+        <w:jc w:val="both"/>
+      </w:pPr>
     </w:p>
     <w:p>
       <w:pPr>
@@ -812,7 +811,16 @@
         <w:jc w:val="both"/>
       </w:pPr>
       <w:r>
-        <w:t xml:space="preserve">The proposed framework integrates four components: the SUMO Traffic Simulation Engine, the </w:t>
+        <w:t xml:space="preserve">Here the </w:t>
+      </w:r>
+      <w:r>
+        <w:t xml:space="preserve">proposed </w:t>
+      </w:r>
+      <w:r>
+        <w:t xml:space="preserve">structure consists of </w:t>
+      </w:r>
+      <w:r>
+        <w:t xml:space="preserve">four components: the SUMO Traffic Simulation Engine, the </w:t>
       </w:r>
       <w:proofErr w:type="spellStart"/>
       <w:r>
@@ -820,7 +828,13 @@
       </w:r>
       <w:proofErr w:type="spellEnd"/>
       <w:r>
-        <w:t xml:space="preserve"> Communication Layer, the Python-based Charging Recommendation Engine, and the Data Logging Module.</w:t>
+        <w:t xml:space="preserve"> Communication Layer, the Python</w:t>
+      </w:r>
+      <w:r>
+        <w:t xml:space="preserve"> </w:t>
+      </w:r>
+      <w:r>
+        <w:t>based Charging Recommendation Engine and the Data Logging Module.</w:t>
       </w:r>
     </w:p>
     <w:p>
@@ -845,7 +859,76 @@
         <w:jc w:val="both"/>
       </w:pPr>
       <w:r>
-        <w:t>The simulated network models a representative segment of central Khulna city comprising 11 directed edges (E0–E10) with bidirectional coverage across 8 defined routes (4 forward, 4 reverse). A traffic light system (TLS) governs intersections, modelled with realistic phase timings. Simulation runs from t = 0 to t = 600 s at a 0.1 s step resolution, with data collection at every integer second. Time-to-teleport is disabled to prevent artificial vehicle removal; lateral resolution is set to 0.8 m to model narrow Khulna lanes accurately.</w:t>
+        <w:t>The simulated network creates a representative model of a part of Khulna city. It consists of 11 directed edges(E0-E10</w:t>
+      </w:r>
+      <w:proofErr w:type="gramStart"/>
+      <w:r>
+        <w:t>) ,</w:t>
+      </w:r>
+      <w:proofErr w:type="gramEnd"/>
+      <w:r>
+        <w:t xml:space="preserve"> bidirectional 8 designated routes(4 – forward, 4 - reverse) . Traffic Light System controls the intersection model with realistic phase timing. The simulation runs from t=0 to t=600s with a 0.1s step resolution, with data collected every integer second. Time-to-teleport is disabled to prevent artificial vehicle movement or routing. Lateral resolution is set to 0.8m to </w:t>
+      </w:r>
+      <w:r>
+        <w:t xml:space="preserve">properly </w:t>
+      </w:r>
+      <w:r>
+        <w:t xml:space="preserve">model the narrow lanes of Khulna </w:t>
+      </w:r>
+      <w:proofErr w:type="gramStart"/>
+      <w:r>
+        <w:t>city .</w:t>
+      </w:r>
+      <w:proofErr w:type="gramEnd"/>
+      <w:r>
+        <w:t xml:space="preserve"> </w:t>
+      </w:r>
+    </w:p>
+    <w:p>
+      <w:pPr>
+        <w:ind w:firstLine="288"/>
+        <w:jc w:val="center"/>
+      </w:pPr>
+      <w:r>
+        <w:rPr>
+          <w:noProof/>
+        </w:rPr>
+        <w:lastRenderedPageBreak/>
+        <w:drawing>
+          <wp:inline distT="0" distB="0" distL="0" distR="0" wp14:anchorId="74DB13C9" wp14:editId="516BEFA5">
+            <wp:extent cx="4484536" cy="2007500"/>
+            <wp:effectExtent l="0" t="0" r="0" b="0"/>
+            <wp:docPr id="1" name="Picture 1"/>
+            <wp:cNvGraphicFramePr>
+              <a:graphicFrameLocks xmlns:a="http://schemas.openxmlformats.org/drawingml/2006/main" noChangeAspect="1"/>
+            </wp:cNvGraphicFramePr>
+            <a:graphic xmlns:a="http://schemas.openxmlformats.org/drawingml/2006/main">
+              <a:graphicData uri="http://schemas.openxmlformats.org/drawingml/2006/picture">
+                <pic:pic xmlns:pic="http://schemas.openxmlformats.org/drawingml/2006/picture">
+                  <pic:nvPicPr>
+                    <pic:cNvPr id="1" name=""/>
+                    <pic:cNvPicPr/>
+                  </pic:nvPicPr>
+                  <pic:blipFill>
+                    <a:blip r:embed="rId5"/>
+                    <a:stretch>
+                      <a:fillRect/>
+                    </a:stretch>
+                  </pic:blipFill>
+                  <pic:spPr>
+                    <a:xfrm>
+                      <a:off x="0" y="0"/>
+                      <a:ext cx="4488106" cy="2009098"/>
+                    </a:xfrm>
+                    <a:prstGeom prst="rect">
+                      <a:avLst/>
+                    </a:prstGeom>
+                  </pic:spPr>
+                </pic:pic>
+              </a:graphicData>
+            </a:graphic>
+          </wp:inline>
+        </w:drawing>
       </w:r>
     </w:p>
     <w:p>
@@ -870,43 +953,78 @@
         <w:jc w:val="both"/>
       </w:pPr>
       <w:r>
-        <w:t>Three vehicle classes model Khulna's real EV ecosystem with distinct battery configurations: Easy Bikes (34 types), E-Rickshaws (33 types), and E-Vans (33 types). A total of 100 continuous flows—ranging from 2 to 81 vehicles per hour per flow—</w:t>
-      </w:r>
-      <w:r>
-        <w:lastRenderedPageBreak/>
-        <w:t xml:space="preserve">introduce vehicles across the network throughout the 600-second simulation. Each vehicle is equipped with a SUMO battery device </w:t>
+        <w:t xml:space="preserve">To model Khulna’s real Electric Vehicle </w:t>
+      </w:r>
+      <w:proofErr w:type="gramStart"/>
+      <w:r>
+        <w:t>ecosystem ,</w:t>
+      </w:r>
+      <w:proofErr w:type="gramEnd"/>
+      <w:r>
+        <w:t xml:space="preserve"> three vehicle classes with different battery configured: Easy Bikes(34 types), Electric Rickshaws(33 types), Electric Vans(33 types). Total 100 continuous flows across the network. From 2 to 81 vehicles per hour-launce vehicle through the 600 seconds simulation.</w:t>
+      </w:r>
+      <w:r>
+        <w:t xml:space="preserve"> </w:t>
+      </w:r>
+      <w:r>
+        <w:t>Each vehicle has a SUMO battery device with</w:t>
+      </w:r>
+      <w:r>
+        <w:t xml:space="preserve"> specific</w:t>
+      </w:r>
+      <w:r>
+        <w:t xml:space="preserve"> values: 345 kg vehicle mass, 0.760 air drag coefficient, 0.0155 rolling drag, 81% propulsion efficiency, and 64% recovery efficiency. Table</w:t>
+      </w:r>
+      <w:r>
+        <w:t>-</w:t>
+      </w:r>
+      <w:r>
+        <w:t>I summarizes the three</w:t>
+      </w:r>
+      <w:r>
+        <w:t xml:space="preserve"> vehicle</w:t>
+      </w:r>
+      <w:r>
+        <w:t xml:space="preserve"> fleet classes.</w:t>
+      </w:r>
+      <w:r>
+        <w:t xml:space="preserve"> Significantly</w:t>
+      </w:r>
+      <w:r>
+        <w:t xml:space="preserve">, the easy bikes carry 12,000 </w:t>
       </w:r>
       <w:proofErr w:type="spellStart"/>
       <w:r>
-        <w:t>parameterised</w:t>
+        <w:t>Wh</w:t>
       </w:r>
       <w:proofErr w:type="spellEnd"/>
       <w:r>
-        <w:t xml:space="preserve"> with physics-based values: 345 kg vehicle mass, 0.760 air drag coefficient, 0.0155 rolling drag, 81% propulsion efficiency, and 64% recuperation efficiency. Table I </w:t>
+        <w:t xml:space="preserve"> batteries, whereas the e-rickshaws and e-vans are equipped with smaller batteries with 5,760–7,200 </w:t>
       </w:r>
       <w:proofErr w:type="spellStart"/>
       <w:r>
-        <w:t>summarises</w:t>
+        <w:t>Wh</w:t>
       </w:r>
       <w:proofErr w:type="spellEnd"/>
       <w:r>
-        <w:t xml:space="preserve"> the three fleet classes. Critically, Easy Bikes carry 12,000 </w:t>
+        <w:t xml:space="preserve"> batteries</w:t>
+      </w:r>
+      <w:r>
+        <w:t>. This scenario</w:t>
+      </w:r>
+      <w:r>
+        <w:t xml:space="preserve"> </w:t>
       </w:r>
       <w:proofErr w:type="spellStart"/>
       <w:r>
-        <w:t>Wh</w:t>
+        <w:t>reflec</w:t>
+      </w:r>
+      <w:r>
+        <w:t>tes</w:t>
       </w:r>
       <w:proofErr w:type="spellEnd"/>
       <w:r>
-        <w:t xml:space="preserve"> batteries while E-Rickshaws and E-Vans are equipped with smaller 5,760–7,200 </w:t>
-      </w:r>
-      <w:proofErr w:type="spellStart"/>
-      <w:r>
-        <w:t>Wh</w:t>
-      </w:r>
-      <w:proofErr w:type="spellEnd"/>
-      <w:r>
-        <w:t xml:space="preserve"> batteries, reflecting the actual mixed-fleet composition deployed in Khulna. Vehicles enter with varying initial SoC levels (12.9%–43.2% of maximum capacity) reflecting realistic field conditions.</w:t>
+        <w:t xml:space="preserve"> the actual mixed-fleet composition deployed in Khulna.</w:t>
       </w:r>
     </w:p>
     <w:p>
@@ -3446,6 +3564,7 @@
       </w:pPr>
       <w:proofErr w:type="spellStart"/>
       <w:r>
+        <w:lastRenderedPageBreak/>
         <w:t>TraCI</w:t>
       </w:r>
       <w:proofErr w:type="spellEnd"/>
@@ -3577,7 +3696,6 @@
           <w:sz w:val="18"/>
           <w:szCs w:val="18"/>
         </w:rPr>
-        <w:lastRenderedPageBreak/>
         <w:t>A.  Multi-Criteria Scoring Formulation</w:t>
       </w:r>
     </w:p>
@@ -3915,7 +4033,11 @@
       </w:r>
       <w:proofErr w:type="spellEnd"/>
       <w:r>
-        <w:t xml:space="preserve"> the complete simulation parameter set. The SUMO configuration (Test1.sumocfg) specifies the road network (Test1_with_TLS.net.xml), vehicle flows (Test1.rou.xml), and charging infrastructure (Test1.chargingstations.add.xml). Battery output, charging station output, trip information, and summary statistics are collected via SUMO's native output facility. The Python controller (</w:t>
+        <w:t xml:space="preserve"> the complete simulation parameter set. The SUMO configuration (Test1.sumocfg) specifies the road network (Test1_with_TLS.net.xml), vehicle flows (Test1.rou.xml), and charging infrastructure (Test1.chargingstations.add.xml). </w:t>
+      </w:r>
+      <w:r>
+        <w:lastRenderedPageBreak/>
+        <w:t>Battery output, charging station output, trip information, and summary statistics are collected via SUMO's native output facility. The Python controller (</w:t>
       </w:r>
       <w:proofErr w:type="spellStart"/>
       <w:r>
@@ -4517,7 +4639,6 @@
                 <w:sz w:val="18"/>
                 <w:szCs w:val="18"/>
               </w:rPr>
-              <w:lastRenderedPageBreak/>
               <w:t>Propulsion efficiency</w:t>
             </w:r>
           </w:p>
@@ -5920,6 +6041,7 @@
                 <w:sz w:val="18"/>
                 <w:szCs w:val="18"/>
               </w:rPr>
+              <w:lastRenderedPageBreak/>
               <w:t>MEDIUM</w:t>
             </w:r>
           </w:p>
@@ -6436,7 +6558,6 @@
                 <w:sz w:val="18"/>
                 <w:szCs w:val="18"/>
               </w:rPr>
-              <w:lastRenderedPageBreak/>
               <w:t>2nd nearest — slots available (Rule 2)</w:t>
             </w:r>
           </w:p>
@@ -7502,6 +7623,7 @@
         <w:jc w:val="both"/>
       </w:pPr>
       <w:r>
+        <w:lastRenderedPageBreak/>
         <w:t xml:space="preserve">The 37.1% Congestion Avoidance Rate implies that roughly one in three charging events that would otherwise overload a popular station can be redistributed—reducing peak transformer loading and extending equipment lifespan. The generated datasets (33,721 vehicle-centric + 1,169 recommendation events) provide precisely the feature space required by </w:t>
       </w:r>
       <w:proofErr w:type="spellStart"/>
@@ -7600,11 +7722,7 @@
         <w:jc w:val="both"/>
       </w:pPr>
       <w:r>
-        <w:t xml:space="preserve">The principal contributions are: (1) a physics-calibrated SUMO fleet model with heterogeneous battery configurations across three vehicle classes; (2) a multi-criteria recommendation algorithm with Rerouting/Advisory duality; (3) comparative evaluation </w:t>
-      </w:r>
-      <w:r>
-        <w:lastRenderedPageBreak/>
-        <w:t>demonstrating +24.0 pp Feasible Recommendation Rate, +37.1 pp Congestion Avoidance Rate, and +27.9 pp High-Priority Smart Decision Rate versus a nearest-only baseline; and (4) two complementary datasets (33,721 vehicle-centric records + 1,169 recommendation events) directly compatible with ML load forecasting.</w:t>
+        <w:t>The principal contributions are: (1) a physics-calibrated SUMO fleet model with heterogeneous battery configurations across three vehicle classes; (2) a multi-criteria recommendation algorithm with Rerouting/Advisory duality; (3) comparative evaluation demonstrating +24.0 pp Feasible Recommendation Rate, +37.1 pp Congestion Avoidance Rate, and +27.9 pp High-Priority Smart Decision Rate versus a nearest-only baseline; and (4) two complementary datasets (33,721 vehicle-centric records + 1,169 recommendation events) directly compatible with ML load forecasting.</w:t>
       </w:r>
     </w:p>
     <w:p>
@@ -8443,6 +8561,7 @@
   <w:style w:type="character" w:default="1" w:styleId="DefaultParagraphFont">
     <w:name w:val="Default Paragraph Font"/>
     <w:uiPriority w:val="1"/>
+    <w:semiHidden/>
     <w:unhideWhenUsed/>
   </w:style>
   <w:style w:type="table" w:default="1" w:styleId="TableNormal">

--- a/Implementation/New2 ( with charging staton )/Updated Road Network/MOD25 - CS Recommendation/Backup/Paper Work/IEEE_EV_Charging_Recommendation.docx
+++ b/Implementation/New2 ( with charging staton )/Updated Road Network/MOD25 - CS Recommendation/Backup/Paper Work/IEEE_EV_Charging_Recommendation.docx
@@ -14,19 +14,8 @@
           <w:sz w:val="36"/>
           <w:szCs w:val="36"/>
         </w:rPr>
-        <w:t xml:space="preserve">A Simulation-Based Charging Station Recommendation Framework for Electric Vehicles in Khulna City Using SUMO and </w:t>
-      </w:r>
-      <w:proofErr w:type="spellStart"/>
-      <w:r>
-        <w:rPr>
-          <w:b/>
-          <w:bCs/>
-          <w:sz w:val="36"/>
-          <w:szCs w:val="36"/>
-        </w:rPr>
-        <w:t>TraCI</w:t>
-      </w:r>
-      <w:proofErr w:type="spellEnd"/>
+        <w:t>A Simulation-Based Charging Station Recommendation Framework for Electric Vehicles in Khulna City Using SUMO and TraCI</w:t>
+      </w:r>
     </w:p>
     <w:p>
       <w:pPr>
@@ -61,7 +50,6 @@
       <w:pPr>
         <w:jc w:val="center"/>
       </w:pPr>
-      <w:proofErr w:type="spellStart"/>
       <w:r>
         <w:rPr>
           <w:i/>
@@ -78,17 +66,7 @@
           <w:sz w:val="18"/>
           <w:szCs w:val="18"/>
         </w:rPr>
-        <w:t>ashore</w:t>
-      </w:r>
-      <w:proofErr w:type="spellEnd"/>
-      <w:r>
-        <w:rPr>
-          <w:i/>
-          <w:iCs/>
-          <w:sz w:val="18"/>
-          <w:szCs w:val="18"/>
-        </w:rPr>
-        <w:t xml:space="preserve"> </w:t>
+        <w:t xml:space="preserve">ashore </w:t>
       </w:r>
       <w:r>
         <w:rPr>
@@ -158,8 +136,6 @@
       <w:pPr>
         <w:jc w:val="center"/>
       </w:pPr>
-      <w:proofErr w:type="spellStart"/>
-      <w:proofErr w:type="gramStart"/>
       <w:r>
         <w:rPr>
           <w:i/>
@@ -167,27 +143,7 @@
           <w:sz w:val="18"/>
           <w:szCs w:val="18"/>
         </w:rPr>
-        <w:t>Jashore</w:t>
-      </w:r>
-      <w:proofErr w:type="spellEnd"/>
-      <w:r>
-        <w:rPr>
-          <w:i/>
-          <w:iCs/>
-          <w:sz w:val="18"/>
-          <w:szCs w:val="18"/>
-        </w:rPr>
-        <w:t>,,</w:t>
-      </w:r>
-      <w:proofErr w:type="gramEnd"/>
-      <w:r>
-        <w:rPr>
-          <w:i/>
-          <w:iCs/>
-          <w:sz w:val="18"/>
-          <w:szCs w:val="18"/>
-        </w:rPr>
-        <w:t xml:space="preserve"> Bangladesh</w:t>
+        <w:t>Jashore,, Bangladesh</w:t>
       </w:r>
     </w:p>
     <w:p>
@@ -240,59 +196,20 @@
         <w:jc w:val="both"/>
       </w:pPr>
       <w:r>
-        <w:t xml:space="preserve">The rapid growth of </w:t>
-      </w:r>
-      <w:proofErr w:type="gramStart"/>
-      <w:r>
-        <w:t>three wheeler</w:t>
-      </w:r>
-      <w:proofErr w:type="gramEnd"/>
-      <w:r>
-        <w:t xml:space="preserve"> electric vehicles – Easy Bikes, Electric-Rickshaws and Electric-Vans -all over the Khulna city of Bangladesh has great impact of</w:t>
-      </w:r>
-      <w:r>
-        <w:t xml:space="preserve"> unsupported charging demand on the urban power infrastructure. It isn’t prepared for a peak classification. This paper reflects </w:t>
-      </w:r>
-      <w:proofErr w:type="gramStart"/>
-      <w:r>
-        <w:t>simulation based</w:t>
-      </w:r>
-      <w:proofErr w:type="gramEnd"/>
-      <w:r>
-        <w:t xml:space="preserve"> charging station recommendation framework built on the Eclipse SUMO microscopic traffic simulator and its Python control interface and </w:t>
-      </w:r>
-      <w:proofErr w:type="spellStart"/>
-      <w:r>
-        <w:t>TraCI</w:t>
-      </w:r>
-      <w:proofErr w:type="spellEnd"/>
-      <w:r>
-        <w:t>. A unique simulation with realistic battery parameter along with 100 vehicle-</w:t>
-      </w:r>
-      <w:proofErr w:type="gramStart"/>
-      <w:r>
-        <w:t>flows(</w:t>
-      </w:r>
-      <w:proofErr w:type="gramEnd"/>
+        <w:t>The rapid growth of three wheeler electric vehicles – Easy Bikes, Electric-Rickshaws and Electric-Vans -all over the Khulna city of Bangladesh has great impact of</w:t>
+      </w:r>
+      <w:r>
+        <w:t xml:space="preserve"> unsupported charging demand on the urban power infrastructure. It isn’t prepared for a peak classification. This paper reflects simulation based charging station recommendation framework built on the Eclipse SUMO microscopic traffic simulator and its Python control interface and TraCI</w:t>
+      </w:r>
+      <w:r>
+        <w:t>. A unique simulation with realistic battery parameter along with 100 vehicle-flows(</w:t>
+      </w:r>
       <w:r>
         <w:t>34 Easy Bike, 33 E-Rickshaw, and 33 E-Van types across 8 routes</w:t>
       </w:r>
       <w:r>
-        <w:t xml:space="preserve">) has created. It has 11 edge directed network and it’s duration 600 </w:t>
-      </w:r>
-      <w:proofErr w:type="gramStart"/>
-      <w:r>
-        <w:t>second .</w:t>
-      </w:r>
-      <w:proofErr w:type="gramEnd"/>
-      <w:r>
-        <w:t xml:space="preserve"> This simulation contains 10 bidirectional charging </w:t>
-      </w:r>
-      <w:proofErr w:type="gramStart"/>
-      <w:r>
-        <w:t>station(</w:t>
-      </w:r>
-      <w:proofErr w:type="gramEnd"/>
+        <w:t>) has created. It has 11 edge directed network and it’s duration 600 second . This simulation contains 10 bidirectional charging station(</w:t>
+      </w:r>
       <w:r>
         <w:t>62 charging slots + 49 waiting slots</w:t>
       </w:r>
@@ -300,15 +217,7 @@
         <w:t xml:space="preserve">). </w:t>
       </w:r>
       <w:r>
-        <w:t xml:space="preserve">E-Rickshaws and E-Vans carry 5,760–7,200 </w:t>
-      </w:r>
-      <w:proofErr w:type="spellStart"/>
-      <w:r>
-        <w:t>Wh</w:t>
-      </w:r>
-      <w:proofErr w:type="spellEnd"/>
-      <w:r>
-        <w:t xml:space="preserve"> batteries.</w:t>
+        <w:t>E-Rickshaws and E-Vans carry 5,760–7,200 Wh batteries.</w:t>
       </w:r>
       <w:r>
         <w:t xml:space="preserve"> </w:t>
@@ -317,23 +226,7 @@
         <w:t xml:space="preserve">The proposed recommendation engine continuously </w:t>
       </w:r>
       <w:r>
-        <w:t>observes vehicles charge-</w:t>
-      </w:r>
-      <w:proofErr w:type="gramStart"/>
-      <w:r>
-        <w:t>condition(</w:t>
-      </w:r>
-      <w:proofErr w:type="gramEnd"/>
-      <w:r>
-        <w:t xml:space="preserve">SOC) and applies multi-valued decision model that evaluate charging station distance, slot occupancy and instant power load. Suggestive recommendations served per 30 seconds per vehicle. To maintain route flows and to ensure simulation stability – the structure works in suggestive </w:t>
-      </w:r>
-      <w:proofErr w:type="gramStart"/>
-      <w:r>
-        <w:t>decision making</w:t>
-      </w:r>
-      <w:proofErr w:type="gramEnd"/>
-      <w:r>
-        <w:t xml:space="preserve"> mode. Here proposed charging stations are evaluated based on vehicle’s current routing constraint and possibility and </w:t>
+        <w:t xml:space="preserve">observes vehicles charge-condition(SOC) and applies multi-valued decision model that evaluate charging station distance, slot occupancy and instant power load. Suggestive recommendations served per 30 seconds per vehicle. To maintain route flows and to ensure simulation stability – the structure works in suggestive decision making mode. Here proposed charging stations are evaluated based on vehicle’s current routing constraint and possibility and </w:t>
       </w:r>
       <w:r>
         <w:t>logged without hampering the predefined dynamicity designs.</w:t>
@@ -342,15 +235,7 @@
         <w:t xml:space="preserve"> </w:t>
       </w:r>
       <w:r>
-        <w:t xml:space="preserve">Experimental analysis of 1,169 recommendation events shows that the proposed framework is significantly better than the nearest-only-baseline strategy. The </w:t>
-      </w:r>
-      <w:proofErr w:type="gramStart"/>
-      <w:r>
-        <w:t>system  gains</w:t>
-      </w:r>
-      <w:proofErr w:type="gramEnd"/>
-      <w:r>
-        <w:t xml:space="preserve"> a recommendation probability rate of 90.1% compared to 66.0% for the baseline approach. It represents a 24.0 percentage-point improvement. Additionally, the framework achieves a congestion avoidance rate of 37.1%, where the baseline strategy achieves 0%. And a high-priority smart decision rate of 27.9%, compared to 0% under the baseline.</w:t>
+        <w:t>Experimental analysis of 1,169 recommendation events shows that the proposed framework is significantly better than the nearest-only-baseline strategy. The system  gains a recommendation probability rate of 90.1% compared to 66.0% for the baseline approach. It represents a 24.0 percentage-point improvement. Additionally, the framework achieves a congestion avoidance rate of 37.1%, where the baseline strategy achieves 0%. And a high-priority smart decision rate of 27.9%, compared to 0% under the baseline.</w:t>
       </w:r>
       <w:r>
         <w:t xml:space="preserve"> </w:t>
@@ -382,23 +267,7 @@
           <w:i/>
           <w:iCs/>
         </w:rPr>
-        <w:t xml:space="preserve">Electric Vehicles, Easy Bike, E-Rickshaw, Charging Recommendation, SUMO, </w:t>
-      </w:r>
-      <w:proofErr w:type="spellStart"/>
-      <w:r>
-        <w:rPr>
-          <w:i/>
-          <w:iCs/>
-        </w:rPr>
-        <w:t>TraCI</w:t>
-      </w:r>
-      <w:proofErr w:type="spellEnd"/>
-      <w:r>
-        <w:rPr>
-          <w:i/>
-          <w:iCs/>
-        </w:rPr>
-        <w:t>, Smart Grid, Load Balancing, Bangladesh</w:t>
+        <w:t>Electric Vehicles, Easy Bike, E-Rickshaw, Charging Recommendation, SUMO, TraCI, Smart Grid, Load Balancing, Bangladesh</w:t>
       </w:r>
     </w:p>
     <w:p>
@@ -466,17 +335,7 @@
         <w:t>hours. Transformers</w:t>
       </w:r>
       <w:r>
-        <w:t xml:space="preserve"> serving to those overloaded nodes - experience thermal stress, voltage drops, and failures. This results repair costs and disruption of driver service. In the meantime peripheral stations remain continuously unused, which highlights the infrastructure </w:t>
-      </w:r>
-      <w:proofErr w:type="spellStart"/>
-      <w:proofErr w:type="gramStart"/>
-      <w:r>
-        <w:t>investment.Electric</w:t>
-      </w:r>
-      <w:proofErr w:type="spellEnd"/>
-      <w:proofErr w:type="gramEnd"/>
-      <w:r>
-        <w:t xml:space="preserve"> Vehicle load on the electricity grid is projected to reach 780 TWh by 2030 [3] globally. It makes intelligent charging coordination an urgent operational priority.</w:t>
+        <w:t xml:space="preserve"> serving to those overloaded nodes - experience thermal stress, voltage drops, and failures. This results repair costs and disruption of driver service. In the meantime peripheral stations remain continuously unused, which highlights the infrastructure investment.Electric Vehicle load on the electricity grid is projected to reach 780 TWh by 2030 [3] globally. It makes intelligent charging coordination an urgent operational priority.</w:t>
       </w:r>
     </w:p>
     <w:p>
@@ -485,35 +344,11 @@
         <w:jc w:val="both"/>
       </w:pPr>
       <w:r>
-        <w:t xml:space="preserve">Previous work on EV charging management has mainly addressed advanced-economic contexts where vehicles are freely routable and have the advantage of inter-vehicle </w:t>
-      </w:r>
-      <w:proofErr w:type="spellStart"/>
-      <w:r>
-        <w:t>navigation.There</w:t>
-      </w:r>
-      <w:proofErr w:type="spellEnd"/>
-      <w:r>
-        <w:t xml:space="preserve"> are 2 limitations in the context of Khulna city which are absent in this literature : (</w:t>
-      </w:r>
-      <w:proofErr w:type="spellStart"/>
-      <w:r>
-        <w:t>i</w:t>
-      </w:r>
-      <w:proofErr w:type="spellEnd"/>
-      <w:r>
-        <w:t xml:space="preserve">) Easy Bikes and Electric Rickshaws and Electric Vans follow specific corridor routes, as SUMO - the simulator used enforces one-way lane assignment; (ii)charging infrastructure is scattered and heterogeneous in terms of capacity, power rating </w:t>
+        <w:t xml:space="preserve">Previous work on EV charging management has mainly addressed advanced-economic contexts where vehicles are freely routable and have the advantage of inter-vehicle navigation.There are 2 limitations in the context of Khulna city which are absent in this literature : (i) Easy Bikes and Electric Rickshaws and Electric Vans follow specific corridor routes, as SUMO - the simulator used enforces one-way lane assignment; (ii)charging infrastructure is scattered and heterogeneous in terms of capacity, power rating </w:t>
       </w:r>
       <w:r>
         <w:lastRenderedPageBreak/>
-        <w:t xml:space="preserve">and geographical </w:t>
-      </w:r>
-      <w:proofErr w:type="spellStart"/>
-      <w:r>
-        <w:t>distribution.This</w:t>
-      </w:r>
-      <w:proofErr w:type="spellEnd"/>
-      <w:r>
-        <w:t xml:space="preserve"> is a purpose-built simulation framework that realistically models the Khulna fleet and designs around it rather than ignoring routing limitations.</w:t>
+        <w:t>and geographical distribution.This is a purpose-built simulation framework that realistically models the Khulna fleet and designs around it rather than ignoring routing limitations.</w:t>
       </w:r>
     </w:p>
     <w:p>
@@ -522,23 +357,7 @@
         <w:jc w:val="both"/>
       </w:pPr>
       <w:r>
-        <w:t xml:space="preserve">The paper represents a </w:t>
-      </w:r>
-      <w:proofErr w:type="spellStart"/>
-      <w:r>
-        <w:t>SUMO+TraCI</w:t>
-      </w:r>
-      <w:proofErr w:type="spellEnd"/>
-      <w:r>
-        <w:t xml:space="preserve"> simulation framework that models a heterogeneous fleet of continuous 100 </w:t>
-      </w:r>
-      <w:proofErr w:type="gramStart"/>
-      <w:r>
-        <w:t>vehicles(</w:t>
-      </w:r>
-      <w:proofErr w:type="gramEnd"/>
-      <w:r>
-        <w:t>Easy Bikes, Electric Rickshaws, Electric Vans)on 8 road-routes. It monitors real time battery SOC and also issues per vehicle charging station recommendations through a multi criteria scoring models.</w:t>
+        <w:t>The paper represents a SUMO+TraCI simulation framework that models a heterogeneous fleet of continuous 100 vehicles(Easy Bikes, Electric Rickshaws, Electric Vans)on 8 road-routes. It monitors real time battery SOC and also issues per vehicle charging station recommendations through a multi criteria scoring models.</w:t>
       </w:r>
       <w:r>
         <w:t xml:space="preserve"> </w:t>
@@ -547,23 +366,7 @@
         <w:t xml:space="preserve">This framework distinguishes between potential routing – when a directed network path exists. It also suggests only output when directional limitations prevent routing. In comparison with nearest only baseline, significant improvements are seen in potential recommendation rates, congestion avoidance and </w:t>
       </w:r>
       <w:r>
-        <w:t xml:space="preserve">genius handling of high priority charging </w:t>
-      </w:r>
-      <w:proofErr w:type="spellStart"/>
-      <w:r>
-        <w:t>events.The</w:t>
-      </w:r>
-      <w:proofErr w:type="spellEnd"/>
-      <w:r>
-        <w:t xml:space="preserve"> contributions of this work are: (</w:t>
-      </w:r>
-      <w:proofErr w:type="spellStart"/>
-      <w:r>
-        <w:t>i</w:t>
-      </w:r>
-      <w:proofErr w:type="spellEnd"/>
-      <w:r>
-        <w:t>) a calibrated SUMO simulation of Khulna city’s heterogeneous Electric Vehicle fleet with physics-based battery modeling on 3 vehicle classes; (ii) a multi-criteria  recommendation algorithm that clearly maintains SUMO directed routing; (iii) comparative evaluation with nearest only baseline using four performance metrics; (iv) a 33,721 recorded vehicle centric dataset.</w:t>
+        <w:t>genius handling of high priority charging events.The contributions of this work are: (i) a calibrated SUMO simulation of Khulna city’s heterogeneous Electric Vehicle fleet with physics-based battery modeling on 3 vehicle classes; (ii) a multi-criteria  recommendation algorithm that clearly maintains SUMO directed routing; (iii) comparative evaluation with nearest only baseline using four performance metrics; (iv) a 33,721 recorded vehicle centric dataset.</w:t>
       </w:r>
     </w:p>
     <w:p>
@@ -618,25 +421,7 @@
         <w:jc w:val="both"/>
       </w:pPr>
       <w:r>
-        <w:t xml:space="preserve">Wang et al. [2] formulated charging station selection as a multi-objective optimization problem. It reduces travel time, grid pressure and cost through integer programming. Hussain et al. [6] applied analytical classification. It was Analytic Hierarchy </w:t>
-      </w:r>
-      <w:proofErr w:type="gramStart"/>
-      <w:r>
-        <w:t>Process(</w:t>
-      </w:r>
-      <w:proofErr w:type="gramEnd"/>
-      <w:r>
-        <w:t xml:space="preserve">AHP). The methods combined with TOPSIS to rank candidate stations according to accessibility, demand density, and grid </w:t>
-      </w:r>
-      <w:proofErr w:type="spellStart"/>
-      <w:proofErr w:type="gramStart"/>
-      <w:r>
-        <w:t>capacity.These</w:t>
-      </w:r>
-      <w:proofErr w:type="spellEnd"/>
-      <w:proofErr w:type="gramEnd"/>
-      <w:r>
-        <w:t xml:space="preserve"> methods inform long-term major decisions but do not indicate real-time dispatch across existing networks. Rahman et al. [1] surveyed adoption trends specific to Bangladesh, identifying coordination gaps, which are directly correlated to this study.</w:t>
+        <w:t>Wang et al. [2] formulated charging station selection as a multi-objective optimization problem. It reduces travel time, grid pressure and cost through integer programming. Hussain et al. [6] applied analytical classification. It was Analytic Hierarchy Process(AHP). The methods combined with TOPSIS to rank candidate stations according to accessibility, demand density, and grid capacity.These methods inform long-term major decisions but do not indicate real-time dispatch across existing networks. Rahman et al. [1] surveyed adoption trends specific to Bangladesh, identifying coordination gaps, which are directly correlated to this study.</w:t>
       </w:r>
     </w:p>
     <w:p>
@@ -689,55 +474,7 @@
         <w:jc w:val="both"/>
       </w:pPr>
       <w:r>
-        <w:t xml:space="preserve">Siddiqui et al. [8] suggested </w:t>
-      </w:r>
-      <w:proofErr w:type="spellStart"/>
-      <w:r>
-        <w:t>DeepBoost</w:t>
-      </w:r>
-      <w:proofErr w:type="spellEnd"/>
-      <w:r>
-        <w:t xml:space="preserve">—a stacked ensemble of LSTM, </w:t>
-      </w:r>
-      <w:proofErr w:type="spellStart"/>
-      <w:r>
-        <w:t>XGBoost</w:t>
-      </w:r>
-      <w:proofErr w:type="spellEnd"/>
-      <w:r>
-        <w:t xml:space="preserve">, </w:t>
-      </w:r>
-      <w:proofErr w:type="spellStart"/>
-      <w:r>
-        <w:t>CatBoost</w:t>
-      </w:r>
-      <w:proofErr w:type="spellEnd"/>
-      <w:r>
-        <w:t xml:space="preserve">, and Linear Regression for day ahead EV charging station load forecasting It improved the MAE by 9.4% and 32.7%, respectively, compared to individual </w:t>
-      </w:r>
-      <w:proofErr w:type="spellStart"/>
-      <w:r>
-        <w:t>CatBoost</w:t>
-      </w:r>
-      <w:proofErr w:type="spellEnd"/>
-      <w:r>
-        <w:t xml:space="preserve"> and </w:t>
-      </w:r>
-      <w:proofErr w:type="spellStart"/>
-      <w:r>
-        <w:t>XGBoost</w:t>
-      </w:r>
-      <w:proofErr w:type="spellEnd"/>
-      <w:r>
-        <w:t xml:space="preserve"> on the ACN dataset. Their work establishes - enriched feature engineering – station occupancy, depth of </w:t>
-      </w:r>
-      <w:proofErr w:type="gramStart"/>
-      <w:r>
-        <w:t>queue ,</w:t>
-      </w:r>
-      <w:proofErr w:type="gramEnd"/>
-      <w:r>
-        <w:t xml:space="preserve"> SoC distribution, time of day . The work drives forecast accuracy. The dataset produced by our simulation accurately captures these features, making it directly usable as input for our charging station style models applied to the Khulna context.</w:t>
+        <w:t>Siddiqui et al. [8] suggested DeepBoost—a stacked ensemble of LSTM, XGBoost, CatBoost, and Linear Regression for day ahead EV charging station load forecasting It improved the MAE by 9.4% and 32.7%, respectively, compared to individual CatBoost and XGBoost on the ACN dataset. Their work establishes - enriched feature engineering – station occupancy, depth of queue , SoC distribution, time of day . The work drives forecast accuracy. The dataset produced by our simulation accurately captures these features, making it directly usable as input for our charging station style models applied to the Khulna context.</w:t>
       </w:r>
     </w:p>
     <w:p>
@@ -762,23 +499,7 @@
         <w:jc w:val="both"/>
       </w:pPr>
       <w:r>
-        <w:t>No previous work addresses: (</w:t>
-      </w:r>
-      <w:proofErr w:type="spellStart"/>
-      <w:r>
-        <w:t>i</w:t>
-      </w:r>
-      <w:proofErr w:type="spellEnd"/>
-      <w:r>
-        <w:t xml:space="preserve">)simulation-based recommendation for corridor-limited Electric Vehicle fleet like Easy Bikes;(ii) a clear suggestive mode, which preserves simulation </w:t>
-      </w:r>
-      <w:proofErr w:type="gramStart"/>
-      <w:r>
-        <w:t>integrity ;</w:t>
-      </w:r>
-      <w:proofErr w:type="gramEnd"/>
-      <w:r>
-        <w:t xml:space="preserve"> </w:t>
+        <w:t xml:space="preserve">No previous work addresses: (i)simulation-based recommendation for corridor-limited Electric Vehicle fleet like Easy Bikes;(ii) a clear suggestive mode, which preserves simulation integrity ; </w:t>
       </w:r>
       <w:r>
         <w:t>or (iii) empirical load-balancing evaluation on a heterogeneous three-vehicle-type fleet with different battery capacities in a South Asian urban environment. This paper fills three gaps.</w:t>
@@ -811,30 +532,7 @@
         <w:jc w:val="both"/>
       </w:pPr>
       <w:r>
-        <w:t xml:space="preserve">Here the </w:t>
-      </w:r>
-      <w:r>
-        <w:t xml:space="preserve">proposed </w:t>
-      </w:r>
-      <w:r>
-        <w:t xml:space="preserve">structure consists of </w:t>
-      </w:r>
-      <w:r>
-        <w:t xml:space="preserve">four components: the SUMO Traffic Simulation Engine, the </w:t>
-      </w:r>
-      <w:proofErr w:type="spellStart"/>
-      <w:r>
-        <w:t>TraCI</w:t>
-      </w:r>
-      <w:proofErr w:type="spellEnd"/>
-      <w:r>
-        <w:t xml:space="preserve"> Communication Layer, the Python</w:t>
-      </w:r>
-      <w:r>
-        <w:t xml:space="preserve"> </w:t>
-      </w:r>
-      <w:r>
-        <w:t>based Charging Recommendation Engine and the Data Logging Module.</w:t>
+        <w:t>Here the proposed structure consists of four components: the SUMO Traffic Simulation Engine, the TraCI Communication Layer, the Python based Charging Recommendation Engine and the Data Logging Module.</w:t>
       </w:r>
     </w:p>
     <w:p>
@@ -859,29 +557,13 @@
         <w:jc w:val="both"/>
       </w:pPr>
       <w:r>
-        <w:t>The simulated network creates a representative model of a part of Khulna city. It consists of 11 directed edges(E0-E10</w:t>
-      </w:r>
-      <w:proofErr w:type="gramStart"/>
-      <w:r>
-        <w:t>) ,</w:t>
-      </w:r>
-      <w:proofErr w:type="gramEnd"/>
-      <w:r>
-        <w:t xml:space="preserve"> bidirectional 8 designated routes(4 – forward, 4 - reverse) . Traffic Light System controls the intersection model with realistic phase timing. The simulation runs from t=0 to t=600s with a 0.1s step resolution, with data collected every integer second. Time-to-teleport is disabled to prevent artificial vehicle movement or routing. Lateral resolution is set to 0.8m to </w:t>
+        <w:t xml:space="preserve">The simulated network creates a representative model of a part of Khulna city. It consists of 11 directed edges(E0-E10) , bidirectional 8 designated routes(4 – forward, 4 - reverse) . Traffic Light System controls the intersection model with realistic phase timing. The simulation runs from t=0 to t=600s with a 0.1s step resolution, with data collected every integer second. Time-to-teleport is disabled to prevent artificial vehicle movement or routing. Lateral resolution is set to 0.8m to </w:t>
       </w:r>
       <w:r>
         <w:t xml:space="preserve">properly </w:t>
       </w:r>
       <w:r>
-        <w:t xml:space="preserve">model the narrow lanes of Khulna </w:t>
-      </w:r>
-      <w:proofErr w:type="gramStart"/>
-      <w:r>
-        <w:t>city .</w:t>
-      </w:r>
-      <w:proofErr w:type="gramEnd"/>
-      <w:r>
-        <w:t xml:space="preserve"> </w:t>
+        <w:t xml:space="preserve">model the narrow lanes of Khulna city . </w:t>
       </w:r>
     </w:p>
     <w:p>
@@ -953,15 +635,7 @@
         <w:jc w:val="both"/>
       </w:pPr>
       <w:r>
-        <w:t xml:space="preserve">To model Khulna’s real Electric Vehicle </w:t>
-      </w:r>
-      <w:proofErr w:type="gramStart"/>
-      <w:r>
-        <w:t>ecosystem ,</w:t>
-      </w:r>
-      <w:proofErr w:type="gramEnd"/>
-      <w:r>
-        <w:t xml:space="preserve"> three vehicle classes with different battery configured: Easy Bikes(34 types), Electric Rickshaws(33 types), Electric Vans(33 types). Total 100 continuous flows across the network. From 2 to 81 vehicles per hour-launce vehicle through the 600 seconds simulation.</w:t>
+        <w:t>To model Khulna’s real Electric Vehicle ecosystem , three vehicle classes with different battery configured: Easy Bikes(34 types), Electric Rickshaws(33 types), Electric Vans(33 types). Total 100 continuous flows across the network. From 2 to 81 vehicles per hour-launce vehicle through the 600 seconds simulation.</w:t>
       </w:r>
       <w:r>
         <w:t xml:space="preserve"> </w:t>
@@ -991,40 +665,22 @@
         <w:t xml:space="preserve"> Significantly</w:t>
       </w:r>
       <w:r>
-        <w:t xml:space="preserve">, the easy bikes carry 12,000 </w:t>
-      </w:r>
-      <w:proofErr w:type="spellStart"/>
-      <w:r>
-        <w:t>Wh</w:t>
-      </w:r>
-      <w:proofErr w:type="spellEnd"/>
-      <w:r>
-        <w:t xml:space="preserve"> batteries, whereas the e-rickshaws and e-vans are equipped with smaller batteries with 5,760–7,200 </w:t>
-      </w:r>
-      <w:proofErr w:type="spellStart"/>
-      <w:r>
-        <w:t>Wh</w:t>
-      </w:r>
-      <w:proofErr w:type="spellEnd"/>
-      <w:r>
-        <w:t xml:space="preserve"> batteries</w:t>
+        <w:t>, the easy bikes carry 12,000 Wh batteries, whereas the e-rickshaws and e-vans are equipped with smaller batteries with 5,760–7,200 Wh batteries</w:t>
       </w:r>
       <w:r>
         <w:t>. This scenario</w:t>
       </w:r>
       <w:r>
-        <w:t xml:space="preserve"> </w:t>
-      </w:r>
-      <w:proofErr w:type="spellStart"/>
-      <w:r>
-        <w:t>reflec</w:t>
+        <w:t xml:space="preserve"> reflec</w:t>
       </w:r>
       <w:r>
         <w:t>tes</w:t>
       </w:r>
-      <w:proofErr w:type="spellEnd"/>
       <w:r>
         <w:t xml:space="preserve"> the actual mixed-fleet composition deployed in Khulna.</w:t>
+      </w:r>
+      <w:r>
+        <w:t xml:space="preserve"> During simulation vehicles enter with different initial SoC levels(12.9% - 43.2%) , that reflects realistic field conditions.</w:t>
       </w:r>
     </w:p>
     <w:p>
@@ -1643,23 +1299,7 @@
                 <w:sz w:val="18"/>
                 <w:szCs w:val="18"/>
               </w:rPr>
-              <w:t>Max. battery capacity (</w:t>
-            </w:r>
-            <w:proofErr w:type="spellStart"/>
-            <w:r>
-              <w:rPr>
-                <w:sz w:val="18"/>
-                <w:szCs w:val="18"/>
-              </w:rPr>
-              <w:t>Wh</w:t>
-            </w:r>
-            <w:proofErr w:type="spellEnd"/>
-            <w:r>
-              <w:rPr>
-                <w:sz w:val="18"/>
-                <w:szCs w:val="18"/>
-              </w:rPr>
-              <w:t>)</w:t>
+              <w:t>Max. battery capacity (Wh)</w:t>
             </w:r>
           </w:p>
         </w:tc>
@@ -1777,23 +1417,7 @@
                 <w:sz w:val="18"/>
                 <w:szCs w:val="18"/>
               </w:rPr>
-              <w:t>Initial SoC range (</w:t>
-            </w:r>
-            <w:proofErr w:type="spellStart"/>
-            <w:r>
-              <w:rPr>
-                <w:sz w:val="18"/>
-                <w:szCs w:val="18"/>
-              </w:rPr>
-              <w:t>Wh</w:t>
-            </w:r>
-            <w:proofErr w:type="spellEnd"/>
-            <w:r>
-              <w:rPr>
-                <w:sz w:val="18"/>
-                <w:szCs w:val="18"/>
-              </w:rPr>
-              <w:t>)</w:t>
+              <w:t>Initial SoC range (Wh)</w:t>
             </w:r>
           </w:p>
         </w:tc>
@@ -2384,23 +2008,7 @@
         <w:jc w:val="both"/>
       </w:pPr>
       <w:r>
-        <w:t>Ten charging stations are embedded as SUMO parking areas across five road corridors (bidirectional), each offering separate charging and waiting sub-areas. Charging sub-areas are equipped with SUMO charging device parameters (</w:t>
-      </w:r>
-      <w:proofErr w:type="spellStart"/>
-      <w:r>
-        <w:t>chargingPower</w:t>
-      </w:r>
-      <w:proofErr w:type="spellEnd"/>
-      <w:r>
-        <w:t xml:space="preserve">, </w:t>
-      </w:r>
-      <w:proofErr w:type="spellStart"/>
-      <w:r>
-        <w:t>chargingEfficiency</w:t>
-      </w:r>
-      <w:proofErr w:type="spellEnd"/>
-      <w:r>
-        <w:t>) enabling native SUMO battery replenishment. Table II details the configuration. Total system capacity comprises 62 charging slots and 49 waiting slots. Station power ratings range from 25–50 kW at 95% efficiency.</w:t>
+        <w:t>Ten charging stations are embedded as SUMO parking areas across five road corridors (bidirectional), each offering separate charging and waiting sub-areas. Charging sub-areas are equipped with SUMO charging device parameters (chargingPower, chargingEfficiency) enabling native SUMO battery replenishment. Table II details the configuration. Total system capacity comprises 62 charging slots and 49 waiting slots. Station power ratings range from 25–50 kW at 95% efficiency.</w:t>
       </w:r>
     </w:p>
     <w:p>
@@ -3530,31 +3138,8 @@
           <w:sz w:val="18"/>
           <w:szCs w:val="18"/>
         </w:rPr>
-        <w:t xml:space="preserve">D.  </w:t>
-      </w:r>
-      <w:proofErr w:type="spellStart"/>
-      <w:r>
-        <w:rPr>
-          <w:b/>
-          <w:bCs/>
-          <w:i/>
-          <w:iCs/>
-          <w:sz w:val="18"/>
-          <w:szCs w:val="18"/>
-        </w:rPr>
-        <w:t>TraCI</w:t>
-      </w:r>
-      <w:proofErr w:type="spellEnd"/>
-      <w:r>
-        <w:rPr>
-          <w:b/>
-          <w:bCs/>
-          <w:i/>
-          <w:iCs/>
-          <w:sz w:val="18"/>
-          <w:szCs w:val="18"/>
-        </w:rPr>
-        <w:t xml:space="preserve"> Communication Layer</w:t>
+        <w:lastRenderedPageBreak/>
+        <w:t>D.  TraCI Communication Layer</w:t>
       </w:r>
     </w:p>
     <w:p>
@@ -3562,85 +3147,8 @@
         <w:ind w:firstLine="288"/>
         <w:jc w:val="both"/>
       </w:pPr>
-      <w:proofErr w:type="spellStart"/>
-      <w:r>
-        <w:lastRenderedPageBreak/>
-        <w:t>TraCI</w:t>
-      </w:r>
-      <w:proofErr w:type="spellEnd"/>
-      <w:r>
-        <w:t xml:space="preserve"> provides a socket-based API enabling per-step interaction with SUMO from Python. The controller retrieves battery parameters (</w:t>
-      </w:r>
-      <w:proofErr w:type="spellStart"/>
-      <w:proofErr w:type="gramStart"/>
-      <w:r>
-        <w:t>device.battery</w:t>
-      </w:r>
-      <w:proofErr w:type="gramEnd"/>
-      <w:r>
-        <w:t>.chargeLevel</w:t>
-      </w:r>
-      <w:proofErr w:type="spellEnd"/>
-      <w:r>
-        <w:t xml:space="preserve">, </w:t>
-      </w:r>
-      <w:proofErr w:type="spellStart"/>
-      <w:r>
-        <w:t>device.battery.capacity</w:t>
-      </w:r>
-      <w:proofErr w:type="spellEnd"/>
-      <w:r>
-        <w:t xml:space="preserve">, </w:t>
-      </w:r>
-      <w:proofErr w:type="spellStart"/>
-      <w:r>
-        <w:t>device.battery.totalEnergyConsumed</w:t>
-      </w:r>
-      <w:proofErr w:type="spellEnd"/>
-      <w:r>
-        <w:t xml:space="preserve">), vehicle position, speed, current road ID, lane ID, and stop status at every integer second. It invokes </w:t>
-      </w:r>
-      <w:proofErr w:type="spellStart"/>
-      <w:proofErr w:type="gramStart"/>
-      <w:r>
-        <w:t>traci.simulation</w:t>
-      </w:r>
-      <w:proofErr w:type="gramEnd"/>
-      <w:r>
-        <w:t>.findRoute</w:t>
-      </w:r>
-      <w:proofErr w:type="spellEnd"/>
-      <w:r>
-        <w:t xml:space="preserve">() to assess topological reachability—a critical step for the directional constraint—and </w:t>
-      </w:r>
-      <w:proofErr w:type="spellStart"/>
-      <w:r>
-        <w:t>traci.lane.getShape</w:t>
-      </w:r>
-      <w:proofErr w:type="spellEnd"/>
-      <w:r>
-        <w:t xml:space="preserve">() to compute Euclidean station distances. Where rerouting is feasible and the vehicle's SoC falls below the 30% alert threshold, the controller calls </w:t>
-      </w:r>
-      <w:proofErr w:type="spellStart"/>
-      <w:proofErr w:type="gramStart"/>
-      <w:r>
-        <w:t>traci.vehicle</w:t>
-      </w:r>
-      <w:proofErr w:type="gramEnd"/>
-      <w:r>
-        <w:t>.setRoute</w:t>
-      </w:r>
-      <w:proofErr w:type="spellEnd"/>
-      <w:r>
-        <w:t xml:space="preserve">() and </w:t>
-      </w:r>
-      <w:proofErr w:type="spellStart"/>
-      <w:r>
-        <w:t>traci.vehicle.setParkingAreaStop</w:t>
-      </w:r>
-      <w:proofErr w:type="spellEnd"/>
-      <w:r>
-        <w:t>() to physically reroute the vehicle to its assigned parking area.</w:t>
+      <w:r>
+        <w:t>TraCI provides a socket-based API enabling per-step interaction with SUMO from Python. The controller retrieves battery parameters (device.battery.chargeLevel, device.battery.capacity, device.battery.totalEnergyConsumed), vehicle position, speed, current road ID, lane ID, and stop status at every integer second. It invokes traci.simulation.findRoute() to assess topological reachability—a critical step for the directional constraint—and traci.lane.getShape() to compute Euclidean station distances. Where rerouting is feasible and the vehicle's SoC falls below the 30% alert threshold, the controller calls traci.vehicle.setRoute() and traci.vehicle.setParkingAreaStop() to physically reroute the vehicle to its assigned parking area.</w:t>
       </w:r>
     </w:p>
     <w:p>
@@ -3705,15 +3213,7 @@
         <w:jc w:val="both"/>
       </w:pPr>
       <w:r>
-        <w:t xml:space="preserve">For a vehicle v requiring charging at simulation time t, the recommended station S* </w:t>
-      </w:r>
-      <w:proofErr w:type="spellStart"/>
-      <w:r>
-        <w:t>minimises</w:t>
-      </w:r>
-      <w:proofErr w:type="spellEnd"/>
-      <w:r>
-        <w:t xml:space="preserve"> a composite score over the set of N = 10 available stations:</w:t>
+        <w:t>For a vehicle v requiring charging at simulation time t, the recommended station S* minimises a composite score over the set of N = 10 available stations:</w:t>
       </w:r>
     </w:p>
     <w:p>
@@ -3726,39 +3226,7 @@
           <w:i/>
           <w:iCs/>
         </w:rPr>
-        <w:t xml:space="preserve">S* = </w:t>
-      </w:r>
-      <w:proofErr w:type="spellStart"/>
-      <w:r>
-        <w:rPr>
-          <w:i/>
-          <w:iCs/>
-        </w:rPr>
-        <w:t>arg</w:t>
-      </w:r>
-      <w:proofErr w:type="spellEnd"/>
-      <w:r>
-        <w:rPr>
-          <w:i/>
-          <w:iCs/>
-        </w:rPr>
-        <w:t xml:space="preserve"> </w:t>
-      </w:r>
-      <w:proofErr w:type="gramStart"/>
-      <w:r>
-        <w:rPr>
-          <w:i/>
-          <w:iCs/>
-        </w:rPr>
-        <w:t>minᵢ  (</w:t>
-      </w:r>
-      <w:proofErr w:type="gramEnd"/>
-      <w:r>
-        <w:rPr>
-          <w:i/>
-          <w:iCs/>
-        </w:rPr>
-        <w:t>w₁ Dᵢ + w₂ Qᵢ + w₃ Lᵢ)</w:t>
+        <w:t>S* = arg minᵢ  (w₁ Dᵢ + w₂ Qᵢ + w₃ Lᵢ)</w:t>
       </w:r>
     </w:p>
     <w:p>
@@ -3767,15 +3235,7 @@
         <w:jc w:val="both"/>
       </w:pPr>
       <w:r>
-        <w:t xml:space="preserve">where Dᵢ is the Euclidean distance from vehicle v to station sᵢ (m), Qᵢ is the number of vehicles currently in the waiting queue at sᵢ, and Lᵢ is the instantaneous charging power load at sᵢ (kW). Weighting factors w₁ = 0.5, w₂ = 0.3, w₃ = 0.2 were set to </w:t>
-      </w:r>
-      <w:proofErr w:type="spellStart"/>
-      <w:r>
-        <w:t>prioritise</w:t>
-      </w:r>
-      <w:proofErr w:type="spellEnd"/>
-      <w:r>
-        <w:t xml:space="preserve"> proximity while moderating congestion and load effects. The ranking is computed using Euclidean distance for computational efficiency at each 1-second polling interval; the top two candidates (nearest and second-nearest) then pass through the decision logic below.</w:t>
+        <w:t>where Dᵢ is the Euclidean distance from vehicle v to station sᵢ (m), Qᵢ is the number of vehicles currently in the waiting queue at sᵢ, and Lᵢ is the instantaneous charging power load at sᵢ (kW). Weighting factors w₁ = 0.5, w₂ = 0.3, w₃ = 0.2 were set to prioritise proximity while moderating congestion and load effects. The ranking is computed using Euclidean distance for computational efficiency at each 1-second polling interval; the top two candidates (nearest and second-nearest) then pass through the decision logic below.</w:t>
       </w:r>
     </w:p>
     <w:p>
@@ -3800,15 +3260,7 @@
         <w:jc w:val="both"/>
       </w:pPr>
       <w:r>
-        <w:t xml:space="preserve">Each recommendation event is tagged with one of three priority levels based on the vehicle's current SoC: CRITICAL (SoC &lt; 20%), HIGH (20% ≤ SoC &lt; 30%), and MEDIUM (30% ≤ SoC &lt; 50%). Priority-level tagging serves dual purposes: it modulates the urgency of console alerts during simulation (CRITICAL and HIGH events trigger verbose output) and constitutes a key feature in the generated ML dataset. The inspiration for explicit priority classification derives from Halder et al.'s energy demand score [7], which similarly quantifies urgency to enable intelligent resource </w:t>
-      </w:r>
-      <w:proofErr w:type="spellStart"/>
-      <w:r>
-        <w:t>prioritisation</w:t>
-      </w:r>
-      <w:proofErr w:type="spellEnd"/>
-      <w:r>
-        <w:t>.</w:t>
+        <w:t>Each recommendation event is tagged with one of three priority levels based on the vehicle's current SoC: CRITICAL (SoC &lt; 20%), HIGH (20% ≤ SoC &lt; 30%), and MEDIUM (30% ≤ SoC &lt; 50%). Priority-level tagging serves dual purposes: it modulates the urgency of console alerts during simulation (CRITICAL and HIGH events trigger verbose output) and constitutes a key feature in the generated ML dataset. The inspiration for explicit priority classification derives from Halder et al.'s energy demand score [7], which similarly quantifies urgency to enable intelligent resource prioritisation.</w:t>
       </w:r>
     </w:p>
     <w:p>
@@ -3833,15 +3285,7 @@
         <w:jc w:val="both"/>
       </w:pPr>
       <w:r>
-        <w:t xml:space="preserve">A defining novelty of this framework is its explicit handling of SUMO's directional routing constraint. Easy Bikes and E-Rickshaws in Khulna operate on fixed corridor routes; SUMO enforces </w:t>
-      </w:r>
-      <w:proofErr w:type="spellStart"/>
-      <w:r>
-        <w:t>uni</w:t>
-      </w:r>
-      <w:proofErr w:type="spellEnd"/>
-      <w:r>
-        <w:t>-directional lane assignments and cannot teleport vehicles to reverse edges. Consequently, the framework operates in two modes:</w:t>
+        <w:t>A defining novelty of this framework is its explicit handling of SUMO's directional routing constraint. Easy Bikes and E-Rickshaws in Khulna operate on fixed corridor routes; SUMO enforces uni-directional lane assignments and cannot teleport vehicles to reverse edges. Consequently, the framework operates in two modes:</w:t>
       </w:r>
     </w:p>
     <w:p>
@@ -3857,36 +3301,7 @@
         <w:t xml:space="preserve">Rerouting Mode: </w:t>
       </w:r>
       <w:r>
-        <w:t xml:space="preserve">When </w:t>
-      </w:r>
-      <w:proofErr w:type="spellStart"/>
-      <w:proofErr w:type="gramStart"/>
-      <w:r>
-        <w:t>traci.simulation</w:t>
-      </w:r>
-      <w:proofErr w:type="gramEnd"/>
-      <w:r>
-        <w:t>.findRoute</w:t>
-      </w:r>
-      <w:proofErr w:type="spellEnd"/>
-      <w:r>
-        <w:t xml:space="preserve">() returns a valid directed path from the vehicle's current edge to the target station's edge with positive route length, the framework calls </w:t>
-      </w:r>
-      <w:proofErr w:type="spellStart"/>
-      <w:r>
-        <w:t>setRoute</w:t>
-      </w:r>
-      <w:proofErr w:type="spellEnd"/>
-      <w:r>
-        <w:t xml:space="preserve">() and </w:t>
-      </w:r>
-      <w:proofErr w:type="spellStart"/>
-      <w:r>
-        <w:t>setParkingAreaStop</w:t>
-      </w:r>
-      <w:proofErr w:type="spellEnd"/>
-      <w:r>
-        <w:t>() to physically redirect the vehicle. A return route to the vehicle's original destination is appended when feasible.</w:t>
+        <w:t>When traci.simulation.findRoute() returns a valid directed path from the vehicle's current edge to the target station's edge with positive route length, the framework calls setRoute() and setParkingAreaStop() to physically redirect the vehicle. A return route to the vehicle's original destination is appended when feasible.</w:t>
       </w:r>
     </w:p>
     <w:p>
@@ -3902,15 +3317,7 @@
         <w:t xml:space="preserve">Advisory Mode: </w:t>
       </w:r>
       <w:r>
-        <w:t xml:space="preserve">When no valid directed path exists—because the target station lies on an unreachable edge relative to the vehicle's current trajectory—the framework logs the best scoring station as an advisory recommendation without modifying the vehicle's route. This preserves simulation integrity and generates actionable data for a real-world notification system without forcing physically impossible </w:t>
-      </w:r>
-      <w:proofErr w:type="spellStart"/>
-      <w:r>
-        <w:t>manoeuvres</w:t>
-      </w:r>
-      <w:proofErr w:type="spellEnd"/>
-      <w:r>
-        <w:t>.</w:t>
+        <w:t>When no valid directed path exists—because the target station lies on an unreachable edge relative to the vehicle's current trajectory—the framework logs the best scoring station as an advisory recommendation without modifying the vehicle's route. This preserves simulation integrity and generates actionable data for a real-world notification system without forcing physically impossible manoeuvres.</w:t>
       </w:r>
     </w:p>
     <w:p>
@@ -3980,28 +3387,7 @@
         <w:jc w:val="both"/>
       </w:pPr>
       <w:r>
-        <w:t xml:space="preserve">A 30-second per-vehicle cooldown prevents recommendation churn. Queue management employs FIFO promotion: when a charging vehicle departs, the next waiting vehicle is automatically promoted to a charging slot via </w:t>
-      </w:r>
-      <w:proofErr w:type="spellStart"/>
-      <w:proofErr w:type="gramStart"/>
-      <w:r>
-        <w:t>traci.vehicle</w:t>
-      </w:r>
-      <w:proofErr w:type="gramEnd"/>
-      <w:r>
-        <w:t>.resume</w:t>
-      </w:r>
-      <w:proofErr w:type="spellEnd"/>
-      <w:r>
-        <w:t xml:space="preserve">() and a new </w:t>
-      </w:r>
-      <w:proofErr w:type="spellStart"/>
-      <w:r>
-        <w:t>setParkingAreaStop</w:t>
-      </w:r>
-      <w:proofErr w:type="spellEnd"/>
-      <w:r>
-        <w:t>() call, maintaining orderly slot throughput without external intervention.</w:t>
+        <w:t>A 30-second per-vehicle cooldown prevents recommendation churn. Queue management employs FIFO promotion: when a charging vehicle departs, the next waiting vehicle is automatically promoted to a charging slot via traci.vehicle.resume() and a new setParkingAreaStop() call, maintaining orderly slot throughput without external intervention.</w:t>
       </w:r>
     </w:p>
     <w:p>
@@ -4025,35 +3411,8 @@
         <w:jc w:val="both"/>
       </w:pPr>
       <w:r>
-        <w:t xml:space="preserve">Table III </w:t>
-      </w:r>
-      <w:proofErr w:type="spellStart"/>
-      <w:r>
-        <w:t>summarises</w:t>
-      </w:r>
-      <w:proofErr w:type="spellEnd"/>
-      <w:r>
-        <w:t xml:space="preserve"> the complete simulation parameter set. The SUMO configuration (Test1.sumocfg) specifies the road network (Test1_with_TLS.net.xml), vehicle flows (Test1.rou.xml), and charging infrastructure (Test1.chargingstations.add.xml). </w:t>
-      </w:r>
-      <w:r>
         <w:lastRenderedPageBreak/>
-        <w:t>Battery output, charging station output, trip information, and summary statistics are collected via SUMO's native output facility. The Python controller (</w:t>
-      </w:r>
-      <w:proofErr w:type="spellStart"/>
-      <w:r>
-        <w:t>SmartChargingStationMonitor</w:t>
-      </w:r>
-      <w:proofErr w:type="spellEnd"/>
-      <w:r>
-        <w:t xml:space="preserve">) connects via </w:t>
-      </w:r>
-      <w:proofErr w:type="spellStart"/>
-      <w:r>
-        <w:t>TraCI</w:t>
-      </w:r>
-      <w:proofErr w:type="spellEnd"/>
-      <w:r>
-        <w:t>, iterates at 1-second integer steps, and exports recommendations and ML-ready datasets to timestamped CSV files upon simulation completion at t = 600 s.</w:t>
+        <w:t>Table III summarises the complete simulation parameter set. The SUMO configuration (Test1.sumocfg) specifies the road network (Test1_with_TLS.net.xml), vehicle flows (Test1.rou.xml), and charging infrastructure (Test1.chargingstations.add.xml). Battery output, charging station output, trip information, and summary statistics are collected via SUMO's native output facility. The Python controller (SmartChargingStationMonitor) connects via TraCI, iterates at 1-second integer steps, and exports recommendations and ML-ready datasets to timestamped CSV files upon simulation completion at t = 600 s.</w:t>
       </w:r>
     </w:p>
     <w:p>
@@ -4592,23 +3951,7 @@
                 <w:sz w:val="18"/>
                 <w:szCs w:val="18"/>
               </w:rPr>
-              <w:t xml:space="preserve">5,760–12,000 </w:t>
-            </w:r>
-            <w:proofErr w:type="spellStart"/>
-            <w:r>
-              <w:rPr>
-                <w:sz w:val="18"/>
-                <w:szCs w:val="18"/>
-              </w:rPr>
-              <w:t>Wh</w:t>
-            </w:r>
-            <w:proofErr w:type="spellEnd"/>
-            <w:r>
-              <w:rPr>
-                <w:sz w:val="18"/>
-                <w:szCs w:val="18"/>
-              </w:rPr>
-              <w:t xml:space="preserve"> (varies by vehicle class)</w:t>
+              <w:t>5,760–12,000 Wh (varies by vehicle class)</w:t>
             </w:r>
           </w:p>
         </w:tc>
@@ -5556,15 +4899,7 @@
         <w:jc w:val="both"/>
       </w:pPr>
       <w:r>
-        <w:t xml:space="preserve">The simulation concluded at t = 600 s, generating 33,721 vehicle-centric records (one per vehicle per second) and 1,169 charging recommendation events. The system recorded a peak instantaneous charging power of 1,370 kW with 40 vehicles simultaneously charging—reflecting near-saturation of the available 62 charging slots during peak demand periods. Average charging power across the simulation was 963.7 kW, and the total energy consumed for charging was 127.5 kWh. These load metrics demonstrate that the network experiences significant charging demand, making intelligent station selection essential to prevent </w:t>
-      </w:r>
-      <w:proofErr w:type="spellStart"/>
-      <w:r>
-        <w:t>localised</w:t>
-      </w:r>
-      <w:proofErr w:type="spellEnd"/>
-      <w:r>
-        <w:t xml:space="preserve"> transformer overload.</w:t>
+        <w:t>The simulation concluded at t = 600 s, generating 33,721 vehicle-centric records (one per vehicle per second) and 1,169 charging recommendation events. The system recorded a peak instantaneous charging power of 1,370 kW with 40 vehicles simultaneously charging—reflecting near-saturation of the available 62 charging slots during peak demand periods. Average charging power across the simulation was 963.7 kW, and the total energy consumed for charging was 127.5 kWh. These load metrics demonstrate that the network experiences significant charging demand, making intelligent station selection essential to prevent localised transformer overload.</w:t>
       </w:r>
     </w:p>
     <w:p>
@@ -5923,6 +5258,7 @@
                 <w:sz w:val="18"/>
                 <w:szCs w:val="18"/>
               </w:rPr>
+              <w:lastRenderedPageBreak/>
               <w:t>HIGH</w:t>
             </w:r>
           </w:p>
@@ -6041,7 +5377,6 @@
                 <w:sz w:val="18"/>
                 <w:szCs w:val="18"/>
               </w:rPr>
-              <w:lastRenderedPageBreak/>
               <w:t>MEDIUM</w:t>
             </w:r>
           </w:p>
@@ -6818,31 +6153,7 @@
           <w:sz w:val="18"/>
           <w:szCs w:val="18"/>
         </w:rPr>
-        <w:t xml:space="preserve">D.  Station </w:t>
-      </w:r>
-      <w:proofErr w:type="spellStart"/>
-      <w:r>
-        <w:rPr>
-          <w:b/>
-          <w:bCs/>
-          <w:i/>
-          <w:iCs/>
-          <w:sz w:val="18"/>
-          <w:szCs w:val="18"/>
-        </w:rPr>
-        <w:t>Utilisation</w:t>
-      </w:r>
-      <w:proofErr w:type="spellEnd"/>
-      <w:r>
-        <w:rPr>
-          <w:b/>
-          <w:bCs/>
-          <w:i/>
-          <w:iCs/>
-          <w:sz w:val="18"/>
-          <w:szCs w:val="18"/>
-        </w:rPr>
-        <w:t xml:space="preserve"> Distribution</w:t>
+        <w:t>D.  Station Utilisation Distribution</w:t>
       </w:r>
     </w:p>
     <w:p>
@@ -7624,15 +6935,7 @@
       </w:pPr>
       <w:r>
         <w:lastRenderedPageBreak/>
-        <w:t xml:space="preserve">The 37.1% Congestion Avoidance Rate implies that roughly one in three charging events that would otherwise overload a popular station can be redistributed—reducing peak transformer loading and extending equipment lifespan. The generated datasets (33,721 vehicle-centric + 1,169 recommendation events) provide precisely the feature space required by </w:t>
-      </w:r>
-      <w:proofErr w:type="spellStart"/>
-      <w:r>
-        <w:t>DeepBoost</w:t>
-      </w:r>
-      <w:proofErr w:type="spellEnd"/>
-      <w:r>
-        <w:t xml:space="preserve"> [8] for day-ahead load forecasting.</w:t>
+        <w:t>The 37.1% Congestion Avoidance Rate implies that roughly one in three charging events that would otherwise overload a popular station can be redistributed—reducing peak transformer loading and extending equipment lifespan. The generated datasets (33,721 vehicle-centric + 1,169 recommendation events) provide precisely the feature space required by DeepBoost [8] for day-ahead load forecasting.</w:t>
       </w:r>
     </w:p>
     <w:p>
@@ -7641,31 +6944,7 @@
         <w:jc w:val="both"/>
       </w:pPr>
       <w:r>
-        <w:t xml:space="preserve">The per-station recommendation distribution reveals that pa_8 and pa_7 corridors absorb disproportionate demand—directly actionable information for capacity expansion. The open </w:t>
-      </w:r>
-      <w:proofErr w:type="spellStart"/>
-      <w:r>
-        <w:t>SUMO+Python</w:t>
-      </w:r>
-      <w:proofErr w:type="spellEnd"/>
-      <w:r>
-        <w:t xml:space="preserve"> architecture enables city planners to test alternative station placements by modifying the XML configuration without </w:t>
-      </w:r>
-      <w:proofErr w:type="spellStart"/>
-      <w:r>
-        <w:t>specialised</w:t>
-      </w:r>
-      <w:proofErr w:type="spellEnd"/>
-      <w:r>
-        <w:t xml:space="preserve"> </w:t>
-      </w:r>
-      <w:proofErr w:type="spellStart"/>
-      <w:r>
-        <w:t>optimisation</w:t>
-      </w:r>
-      <w:proofErr w:type="spellEnd"/>
-      <w:r>
-        <w:t xml:space="preserve"> expertise.</w:t>
+        <w:t>The per-station recommendation distribution reveals that pa_8 and pa_7 corridors absorb disproportionate demand—directly actionable information for capacity expansion. The open SUMO+Python architecture enables city planners to test alternative station placements by modifying the XML configuration without specialised optimisation expertise.</w:t>
       </w:r>
     </w:p>
     <w:p>
@@ -7689,31 +6968,7 @@
         <w:jc w:val="both"/>
       </w:pPr>
       <w:r>
-        <w:t xml:space="preserve">This paper presented a </w:t>
-      </w:r>
-      <w:proofErr w:type="spellStart"/>
-      <w:r>
-        <w:t>SUMO+TraCI</w:t>
-      </w:r>
-      <w:proofErr w:type="spellEnd"/>
-      <w:r>
-        <w:t xml:space="preserve"> simulation-based charging station recommendation framework for Khulna city's heterogeneous EV fleet. A 100-flow simulation across three vehicle classes with varying battery capacities (12,000 </w:t>
-      </w:r>
-      <w:proofErr w:type="spellStart"/>
-      <w:r>
-        <w:t>Wh</w:t>
-      </w:r>
-      <w:proofErr w:type="spellEnd"/>
-      <w:r>
-        <w:t xml:space="preserve"> for Easy Bikes; 5,760–7,200 </w:t>
-      </w:r>
-      <w:proofErr w:type="spellStart"/>
-      <w:r>
-        <w:t>Wh</w:t>
-      </w:r>
-      <w:proofErr w:type="spellEnd"/>
-      <w:r>
-        <w:t xml:space="preserve"> for E-Rickshaws and E-Vans), eight routes, and ten bidirectional stations generated 1,169 recommendation events over 600 seconds, recording peak charging power of 1,370 kW with 40 vehicles simultaneously charging and consuming 127.5 kWh total energy.</w:t>
+        <w:t>This paper presented a SUMO+TraCI simulation-based charging station recommendation framework for Khulna city's heterogeneous EV fleet. A 100-flow simulation across three vehicle classes with varying battery capacities (12,000 Wh for Easy Bikes; 5,760–7,200 Wh for E-Rickshaws and E-Vans), eight routes, and ten bidirectional stations generated 1,169 recommendation events over 600 seconds, recording peak charging power of 1,370 kW with 40 vehicles simultaneously charging and consuming 127.5 kWh total energy.</w:t>
       </w:r>
     </w:p>
     <w:p>
@@ -7779,23 +7034,7 @@
           <w:sz w:val="18"/>
           <w:szCs w:val="18"/>
         </w:rPr>
-        <w:t xml:space="preserve">[2] D. Wang, J. Guan, T. Wu, G. Zheng, and Y. Hu, "Intelligent charging station selection for electric vehicles using multi-objective optimization," IEEE Trans. </w:t>
-      </w:r>
-      <w:proofErr w:type="spellStart"/>
-      <w:r>
-        <w:rPr>
-          <w:sz w:val="18"/>
-          <w:szCs w:val="18"/>
-        </w:rPr>
-        <w:t>Intell</w:t>
-      </w:r>
-      <w:proofErr w:type="spellEnd"/>
-      <w:r>
-        <w:rPr>
-          <w:sz w:val="18"/>
-          <w:szCs w:val="18"/>
-        </w:rPr>
-        <w:t>. Transport. Syst., vol. 23, no. 8, pp. 11234–11245, Aug. 2022.</w:t>
+        <w:t>[2] D. Wang, J. Guan, T. Wu, G. Zheng, and Y. Hu, "Intelligent charging station selection for electric vehicles using multi-objective optimization," IEEE Trans. Intell. Transport. Syst., vol. 23, no. 8, pp. 11234–11245, Aug. 2022.</w:t>
       </w:r>
     </w:p>
     <w:p>
@@ -7823,23 +7062,7 @@
           <w:sz w:val="18"/>
           <w:szCs w:val="18"/>
         </w:rPr>
-        <w:t>[4] S. Chen, Y. Tong, and W. Hu, "</w:t>
-      </w:r>
-      <w:proofErr w:type="spellStart"/>
-      <w:r>
-        <w:rPr>
-          <w:sz w:val="18"/>
-          <w:szCs w:val="18"/>
-        </w:rPr>
-        <w:t>TraCI</w:t>
-      </w:r>
-      <w:proofErr w:type="spellEnd"/>
-      <w:r>
-        <w:rPr>
-          <w:sz w:val="18"/>
-          <w:szCs w:val="18"/>
-        </w:rPr>
-        <w:t>-based real-time traffic control in SUMO simulation," J. Traffic Transport. Eng., vol. 7, no. 3, pp. 315–328, 2020.</w:t>
+        <w:t>[4] S. Chen, Y. Tong, and W. Hu, "TraCI-based real-time traffic control in SUMO simulation," J. Traffic Transport. Eng., vol. 7, no. 3, pp. 315–328, 2020.</w:t>
       </w:r>
     </w:p>
     <w:p>
@@ -7881,53 +7104,21 @@
           <w:sz w:val="18"/>
           <w:szCs w:val="18"/>
         </w:rPr>
-        <w:t xml:space="preserve">[7] M. Halder, A. </w:t>
-      </w:r>
-      <w:proofErr w:type="spellStart"/>
+        <w:t>[7] M. Halder, A. Adhikary, S.-B. Park, and C. S. Hong, "An artificial intelligence framework for dynamic selection and resource allocation for EVs in vehicular networks," in Proc. IEEE/IFIP NOMS 2024, Seoul, South Korea, May 2024, DOI: 10.1109/NOMS59830.2024.10574932.</w:t>
+      </w:r>
+    </w:p>
+    <w:p>
+      <w:pPr>
+        <w:spacing w:before="40" w:after="40" w:line="216" w:lineRule="auto"/>
+        <w:ind w:left="288" w:hanging="288"/>
+        <w:jc w:val="both"/>
+      </w:pPr>
       <w:r>
         <w:rPr>
           <w:sz w:val="18"/>
           <w:szCs w:val="18"/>
         </w:rPr>
-        <w:t>Adhikary</w:t>
-      </w:r>
-      <w:proofErr w:type="spellEnd"/>
-      <w:r>
-        <w:rPr>
-          <w:sz w:val="18"/>
-          <w:szCs w:val="18"/>
-        </w:rPr>
-        <w:t>, S.-B. Park, and C. S. Hong, "An artificial intelligence framework for dynamic selection and resource allocation for EVs in vehicular networks," in Proc. IEEE/IFIP NOMS 2024, Seoul, South Korea, May 2024, DOI: 10.1109/NOMS59830.2024.10574932.</w:t>
-      </w:r>
-    </w:p>
-    <w:p>
-      <w:pPr>
-        <w:spacing w:before="40" w:after="40" w:line="216" w:lineRule="auto"/>
-        <w:ind w:left="288" w:hanging="288"/>
-        <w:jc w:val="both"/>
-      </w:pPr>
-      <w:r>
-        <w:rPr>
-          <w:sz w:val="18"/>
-          <w:szCs w:val="18"/>
-        </w:rPr>
-        <w:t xml:space="preserve">[8] J. Siddiqui, U. Ahmed, A. Amin, T. Alharbi, A. Alharbi, I. Aziz, A. R. Khan, and A. Mahmood, "Electric vehicle charging station load forecasting with an integrated </w:t>
-      </w:r>
-      <w:proofErr w:type="spellStart"/>
-      <w:r>
-        <w:rPr>
-          <w:sz w:val="18"/>
-          <w:szCs w:val="18"/>
-        </w:rPr>
-        <w:t>DeepBoost</w:t>
-      </w:r>
-      <w:proofErr w:type="spellEnd"/>
-      <w:r>
-        <w:rPr>
-          <w:sz w:val="18"/>
-          <w:szCs w:val="18"/>
-        </w:rPr>
-        <w:t xml:space="preserve"> approach," Alexandria Eng. J., vol. 116, pp. 331–341, Jan. 2025.</w:t>
+        <w:t>[8] J. Siddiqui, U. Ahmed, A. Amin, T. Alharbi, A. Alharbi, I. Aziz, A. R. Khan, and A. Mahmood, "Electric vehicle charging station load forecasting with an integrated DeepBoost approach," Alexandria Eng. J., vol. 116, pp. 331–341, Jan. 2025.</w:t>
       </w:r>
     </w:p>
     <w:p>
@@ -7955,23 +7146,7 @@
           <w:sz w:val="18"/>
           <w:szCs w:val="18"/>
         </w:rPr>
-        <w:t xml:space="preserve">[10] P. A. Lopez et al., "Microscopic traffic simulation using SUMO," in Proc. 21st Int. Conf. </w:t>
-      </w:r>
-      <w:proofErr w:type="spellStart"/>
-      <w:r>
-        <w:rPr>
-          <w:sz w:val="18"/>
-          <w:szCs w:val="18"/>
-        </w:rPr>
-        <w:t>Intell</w:t>
-      </w:r>
-      <w:proofErr w:type="spellEnd"/>
-      <w:r>
-        <w:rPr>
-          <w:sz w:val="18"/>
-          <w:szCs w:val="18"/>
-        </w:rPr>
-        <w:t>. Transport. Syst. (ITSC), Maui, HI, USA, 2018, pp. 2575–2582.</w:t>
+        <w:t>[10] P. A. Lopez et al., "Microscopic traffic simulation using SUMO," in Proc. 21st Int. Conf. Intell. Transport. Syst. (ITSC), Maui, HI, USA, 2018, pp. 2575–2582.</w:t>
       </w:r>
     </w:p>
     <w:sectPr>

--- a/Implementation/New2 ( with charging staton )/Updated Road Network/MOD25 - CS Recommendation/Backup/Paper Work/IEEE_EV_Charging_Recommendation.docx
+++ b/Implementation/New2 ( with charging staton )/Updated Road Network/MOD25 - CS Recommendation/Backup/Paper Work/IEEE_EV_Charging_Recommendation.docx
@@ -2008,7 +2008,7 @@
         <w:jc w:val="both"/>
       </w:pPr>
       <w:r>
-        <w:t>Ten charging stations are embedded as SUMO parking areas across five road corridors (bidirectional), each offering separate charging and waiting sub-areas. Charging sub-areas are equipped with SUMO charging device parameters (chargingPower, chargingEfficiency) enabling native SUMO battery replenishment. Table II details the configuration. Total system capacity comprises 62 charging slots and 49 waiting slots. Station power ratings range from 25–50 kW at 95% efficiency.</w:t>
+        <w:t>10 charging stations are implanted as simulation parking areas over 2-way, 5-road corridors. Each of them has separate charging sub areas and waiting sub areas. The charging sub areas have SUMO charging device parameters like-charging power, efficiency of charging. They enable local SUMO battery rechargeable. Table II explains detailed configuration. Here the total system capacity is 62 charging slots and 49-waiting slots. Station power rating range is : 25-50 kW with 95% efficiency.</w:t>
       </w:r>
     </w:p>
     <w:p>
@@ -3148,8 +3148,44 @@
         <w:jc w:val="both"/>
       </w:pPr>
       <w:r>
-        <w:t>TraCI provides a socket-based API enabling per-step interaction with SUMO from Python. The controller retrieves battery parameters (device.battery.chargeLevel, device.battery.capacity, device.battery.totalEnergyConsumed), vehicle position, speed, current road ID, lane ID, and stop status at every integer second. It invokes traci.simulation.findRoute() to assess topological reachability—a critical step for the directional constraint—and traci.lane.getShape() to compute Euclidean station distances. Where rerouting is feasible and the vehicle's SoC falls below the 30% alert threshold, the controller calls traci.vehicle.setRoute() and traci.vehicle.setParkingAreaStop() to physically reroute the vehicle to its assigned parking area.</w:t>
-      </w:r>
+        <w:t xml:space="preserve">TraCI gives a socket based API. It interacts with SUMO and Python. In every integer second,  The controller gathers battery parameters </w:t>
+      </w:r>
+      <w:r>
+        <w:rPr>
+          <w:lang w:val="en"/>
+        </w:rPr>
+        <w:t>(device.battery.chargeLevel, device.battery.capacity, device.battery.totalEnergyConsumed), vehicle location, speed, current road ID, lane ID and stop status</w:t>
+      </w:r>
+      <w:r>
+        <w:rPr>
+          <w:lang w:val="en"/>
+        </w:rPr>
+        <w:t xml:space="preserve">. </w:t>
+      </w:r>
+      <w:r>
+        <w:rPr>
+          <w:lang w:val="en"/>
+        </w:rPr>
+        <w:t>It uses traci.simulation.findRoute() to evaluate topological reachability. This is an important step for directional constraints—and traci.lane.getShape() to calculate Euclidean station distances.</w:t>
+      </w:r>
+      <w:r>
+        <w:rPr>
+          <w:lang w:val="en"/>
+        </w:rPr>
+        <w:t xml:space="preserve"> Where a route change is possible and the vehicle’s SoC drops below the threshold value of 30% warning. The controller reroutes the vehicle to its assigned parki</w:t>
+      </w:r>
+      <w:r>
+        <w:rPr>
+          <w:lang w:val="en"/>
+        </w:rPr>
+        <w:t>ng area(used as charging area here) by calling traci.vehicle.setRoute() and traci.vehicle.setParkingAreaStop().</w:t>
+      </w:r>
+    </w:p>
+    <w:p>
+      <w:pPr>
+        <w:ind w:firstLine="288"/>
+        <w:jc w:val="both"/>
+      </w:pPr>
     </w:p>
     <w:p>
       <w:pPr>
@@ -3173,8 +3209,32 @@
         <w:jc w:val="both"/>
       </w:pPr>
       <w:r>
-        <w:t>Every recommendation event is logged as a 28-attribute CSV record: timestep, vehicle type, current edge, lane, speed, SoC, battery capacity, priority level, and full metadata for both the nearest and second-nearest stations (ID, distance, power rating, charging/waiting availability, occupancy rate), plus the recommended station name and textual reasoning string. The simulation generated 1,169 recommendation events. Additionally, a vehicle-centric ML-ready dataset captures 33,721 timestep-vehicle records with system-level features including total active vehicles, charging vehicles, average SoC, system power demand, and per-vehicle status and metrics.</w:t>
-      </w:r>
+        <w:t>Each recommendation event is logged as 28 attribute CSV record:- timestep, vehicle-type, current edge, lane, speed, SoC, battery capacity, priority level and full metadata (ID, distance, power rating, charging/waiting availability, occupancy rate) for both the nearest, 2</w:t>
+      </w:r>
+      <w:r>
+        <w:rPr>
+          <w:vertAlign w:val="superscript"/>
+        </w:rPr>
+        <w:t>nd</w:t>
+      </w:r>
+      <w:r>
+        <w:t xml:space="preserve"> nearest stations, plus textual reasoning string of the recommended station. </w:t>
+      </w:r>
+      <w:r>
+        <w:t>1,169 recommendation events are generated in the simulation. Moreover a vehicle-centric dataset contains 33,721 timestep vehicle records with system level features. It includes total active vehicles, charging vehicles, average SoC, system power demand, and per-vehicle status and metrics.</w:t>
+      </w:r>
+    </w:p>
+    <w:p>
+      <w:pPr>
+        <w:spacing w:before="160" w:after="80"/>
+        <w:jc w:val="center"/>
+        <w:rPr>
+          <w:b/>
+          <w:bCs/>
+          <w:sz w:val="22"/>
+          <w:szCs w:val="22"/>
+        </w:rPr>
+      </w:pPr>
     </w:p>
     <w:p>
       <w:pPr>
@@ -3213,7 +3273,7 @@
         <w:jc w:val="both"/>
       </w:pPr>
       <w:r>
-        <w:t>For a vehicle v requiring charging at simulation time t, the recommended station S* minimises a composite score over the set of N = 10 available stations:</w:t>
+        <w:t xml:space="preserve">At simulation time t, for a vehicle v requiring charging, the proposed station-S* reduces a composite score over the set of N=10 available stations : </w:t>
       </w:r>
     </w:p>
     <w:p>
@@ -3235,8 +3295,20 @@
         <w:jc w:val="both"/>
       </w:pPr>
       <w:r>
-        <w:t>where Dᵢ is the Euclidean distance from vehicle v to station sᵢ (m), Qᵢ is the number of vehicles currently in the waiting queue at sᵢ, and Lᵢ is the instantaneous charging power load at sᵢ (kW). Weighting factors w₁ = 0.5, w₂ = 0.3, w₃ = 0.2 were set to prioritise proximity while moderating congestion and load effects. The ranking is computed using Euclidean distance for computational efficiency at each 1-second polling interval; the top two candidates (nearest and second-nearest) then pass through the decision logic below.</w:t>
-      </w:r>
+        <w:t>Where, Dᵢ = Euclidean distance from vehicle v to station sᵢ (m), Qᵢ = number of vehicles currently in the waiting queue at sᵢ, and Lᵢ = instant charging power load at sᵢ (kW). Weighting factors w₁ = 0.5, w₂ = 0.3, w₃ = 0.2 were set to prioritise proximity while moderating congestion and load effects.</w:t>
+      </w:r>
+      <w:r>
+        <w:t xml:space="preserve"> Rankings are calculated using Euclidean distance for computational efficiency at every 1 second polling interval. The top two candidates (closest and second-closest). Then go through the decision logic below</w:t>
+      </w:r>
+      <w:r>
+        <w:t>.</w:t>
+      </w:r>
+    </w:p>
+    <w:p>
+      <w:pPr>
+        <w:ind w:firstLine="288"/>
+        <w:jc w:val="both"/>
+      </w:pPr>
     </w:p>
     <w:p>
       <w:pPr>
@@ -3260,8 +3332,38 @@
         <w:jc w:val="both"/>
       </w:pPr>
       <w:r>
-        <w:t>Each recommendation event is tagged with one of three priority levels based on the vehicle's current SoC: CRITICAL (SoC &lt; 20%), HIGH (20% ≤ SoC &lt; 30%), and MEDIUM (30% ≤ SoC &lt; 50%). Priority-level tagging serves dual purposes: it modulates the urgency of console alerts during simulation (CRITICAL and HIGH events trigger verbose output) and constitutes a key feature in the generated ML dataset. The inspiration for explicit priority classification derives from Halder et al.'s energy demand score [7], which similarly quantifies urgency to enable intelligent resource prioritisation.</w:t>
-      </w:r>
+        <w:t>E</w:t>
+      </w:r>
+      <w:r>
+        <w:t>very</w:t>
+      </w:r>
+      <w:r>
+        <w:t xml:space="preserve"> recommendation event is tagged with one of </w:t>
+      </w:r>
+      <w:r>
+        <w:t xml:space="preserve">3 </w:t>
+      </w:r>
+      <w:r>
+        <w:t>priority levels based on the vehicle's current SoC: CRITICAL (SoC &lt; 20%), HIGH (20% ≤ SoC &lt; 30%), and MEDIUM (30% ≤ SoC &lt; 50%).</w:t>
+      </w:r>
+      <w:r>
+        <w:t xml:space="preserve"> Priority-level tagging serves a signifant purpose. it controls the urgency of console alerts during simulation (CRITICAL and HIGH events</w:t>
+      </w:r>
+      <w:r>
+        <w:t xml:space="preserve"> </w:t>
+      </w:r>
+      <w:r>
+        <w:t>trigger verbose output).</w:t>
+      </w:r>
+      <w:r>
+        <w:t xml:space="preserve"> </w:t>
+      </w:r>
+    </w:p>
+    <w:p>
+      <w:pPr>
+        <w:ind w:firstLine="288"/>
+        <w:jc w:val="both"/>
+      </w:pPr>
     </w:p>
     <w:p>
       <w:pPr>
@@ -3285,7 +3387,16 @@
         <w:jc w:val="both"/>
       </w:pPr>
       <w:r>
-        <w:t>A defining novelty of this framework is its explicit handling of SUMO's directional routing constraint. Easy Bikes and E-Rickshaws in Khulna operate on fixed corridor routes; SUMO enforces uni-directional lane assignments and cannot teleport vehicles to reverse edges. Consequently, the framework operates in two modes:</w:t>
+        <w:t>A notable innovation of this framework is SUMO's explicit handling of directional routing constraints. In Khulna, easy bikes and e-rickshaws operate on specific corridor routes</w:t>
+      </w:r>
+      <w:r>
+        <w:t>.</w:t>
+      </w:r>
+      <w:r>
+        <w:t xml:space="preserve"> SUMO enforces one-way lane assignments and cannot teleport vehicles to the opposite end. As a result, the framework operates in two modes</w:t>
+      </w:r>
+      <w:r>
+        <w:t>:</w:t>
       </w:r>
     </w:p>
     <w:p>
@@ -3301,7 +3412,7 @@
         <w:t xml:space="preserve">Rerouting Mode: </w:t>
       </w:r>
       <w:r>
-        <w:t>When traci.simulation.findRoute() returns a valid directed path from the vehicle's current edge to the target station's edge with positive route length, the framework calls setRoute() and setParkingAreaStop() to physically redirect the vehicle. A return route to the vehicle's original destination is appended when feasible.</w:t>
+        <w:t>When, traci.simulation.findRoute() - returns a valid directed path from the vehicle's current end to the target station end, with a positive route length, the framework calls setRoute() and setParkingAreaStop() to redirect the vehicle. A return route to the vehicle's original destination is added if possible.</w:t>
       </w:r>
     </w:p>
     <w:p>
@@ -3317,8 +3428,23 @@
         <w:t xml:space="preserve">Advisory Mode: </w:t>
       </w:r>
       <w:r>
-        <w:t>When no valid directed path exists—because the target station lies on an unreachable edge relative to the vehicle's current trajectory—the framework logs the best scoring station as an advisory recommendation without modifying the vehicle's route. This preserves simulation integrity and generates actionable data for a real-world notification system without forcing physically impossible manoeuvres.</w:t>
-      </w:r>
+        <w:t>W</w:t>
+      </w:r>
+      <w:r>
+        <w:t>hen no valid guided path exists, because of the target station is at an unreachable distance from the vehicle’s recent running-structure, the framework logs the best scoring station as suggested recommendation</w:t>
+      </w:r>
+      <w:r>
+        <w:t>.</w:t>
+      </w:r>
+      <w:r>
+        <w:t xml:space="preserve"> It preserves simulation integrity and produces useful data for real-world notification systems. </w:t>
+      </w:r>
+    </w:p>
+    <w:p>
+      <w:pPr>
+        <w:spacing w:before="40" w:after="80"/>
+        <w:ind w:left="360"/>
+      </w:pPr>
     </w:p>
     <w:p>
       <w:pPr>
@@ -3342,7 +3468,34 @@
         <w:jc w:val="both"/>
       </w:pPr>
       <w:r>
-        <w:t>Given the nearest station s₁ and second-nearest s₂, the recommendation algorithm applies the following rules in sequence:</w:t>
+        <w:t>Given the nearest station s₁ and second</w:t>
+      </w:r>
+      <w:r>
+        <w:t xml:space="preserve"> </w:t>
+      </w:r>
+      <w:r>
+        <w:t xml:space="preserve">nearest </w:t>
+      </w:r>
+      <w:r>
+        <w:t xml:space="preserve">station </w:t>
+      </w:r>
+      <w:r>
+        <w:t>s₂</w:t>
+      </w:r>
+      <w:r>
+        <w:t>. T</w:t>
+      </w:r>
+      <w:r>
+        <w:t>he recommendation algorithm applies the following rules</w:t>
+      </w:r>
+      <w:r>
+        <w:t xml:space="preserve"> </w:t>
+      </w:r>
+      <w:r>
+        <w:t>sequentially</w:t>
+      </w:r>
+      <w:r>
+        <w:t>:</w:t>
       </w:r>
     </w:p>
     <w:p>
@@ -3387,8 +3540,47 @@
         <w:jc w:val="both"/>
       </w:pPr>
       <w:r>
-        <w:t>A 30-second per-vehicle cooldown prevents recommendation churn. Queue management employs FIFO promotion: when a charging vehicle departs, the next waiting vehicle is automatically promoted to a charging slot via traci.vehicle.resume() and a new setParkingAreaStop() call, maintaining orderly slot throughput without external intervention.</w:t>
-      </w:r>
+        <w:t>A 30 second cooldown per vehicle prevents recommendation changes. Queue management uses FIFO propagation:</w:t>
+      </w:r>
+      <w:r>
+        <w:t>-</w:t>
+      </w:r>
+      <w:r>
+        <w:t xml:space="preserve"> when a charging vehicle leaves, the next waiting </w:t>
+      </w:r>
+      <w:r>
+        <w:t>vehicle will</w:t>
+      </w:r>
+      <w:r>
+        <w:t xml:space="preserve"> automatically promoted to a charging slot via traci.vehicle.resume()</w:t>
+      </w:r>
+      <w:r>
+        <w:t xml:space="preserve"> and  </w:t>
+      </w:r>
+      <w:r>
+        <w:t>new setParkingAreaStop() call</w:t>
+      </w:r>
+      <w:r>
+        <w:t>. That</w:t>
+      </w:r>
+      <w:r>
+        <w:t xml:space="preserve"> maintains orderly slot throughput without</w:t>
+      </w:r>
+      <w:r>
+        <w:t xml:space="preserve"> </w:t>
+      </w:r>
+      <w:r>
+        <w:t>outside interference</w:t>
+      </w:r>
+      <w:r>
+        <w:t>.</w:t>
+      </w:r>
+    </w:p>
+    <w:p>
+      <w:pPr>
+        <w:ind w:firstLine="288"/>
+        <w:jc w:val="both"/>
+      </w:pPr>
     </w:p>
     <w:p>
       <w:pPr>
@@ -3402,6 +3594,7 @@
           <w:sz w:val="22"/>
           <w:szCs w:val="22"/>
         </w:rPr>
+        <w:lastRenderedPageBreak/>
         <w:t>V.  SIMULATION SETUP AND PARAMETERS</w:t>
       </w:r>
     </w:p>
@@ -3411,8 +3604,37 @@
         <w:jc w:val="both"/>
       </w:pPr>
       <w:r>
-        <w:lastRenderedPageBreak/>
-        <w:t>Table III summarises the complete simulation parameter set. The SUMO configuration (Test1.sumocfg) specifies the road network (Test1_with_TLS.net.xml), vehicle flows (Test1.rou.xml), and charging infrastructure (Test1.chargingstations.add.xml). Battery output, charging station output, trip information, and summary statistics are collected via SUMO's native output facility. The Python controller (SmartChargingStationMonitor) connects via TraCI, iterates at 1-second integer steps, and exports recommendations and ML-ready datasets to timestamped CSV files upon simulation completion at t = 600 s.</w:t>
+        <w:t xml:space="preserve">Table III </w:t>
+      </w:r>
+      <w:r>
+        <w:t>summarizes</w:t>
+      </w:r>
+      <w:r>
+        <w:t xml:space="preserve"> the complete simulation parameter set.</w:t>
+      </w:r>
+      <w:r>
+        <w:t xml:space="preserve"> Test1.sumocfg</w:t>
+      </w:r>
+      <w:r>
+        <w:t xml:space="preserve"> (</w:t>
+      </w:r>
+      <w:r>
+        <w:t>SUMO configuration</w:t>
+      </w:r>
+      <w:r>
+        <w:t>) specifies the road network (Test1_with_TLS.net.xml), vehicle flows (Test1.rou.xml) and charging infrastructure (Test1.chargingstations.add.xml). Battery output, charging station output, trip information</w:t>
+      </w:r>
+      <w:r>
+        <w:t xml:space="preserve"> </w:t>
+      </w:r>
+      <w:r>
+        <w:t>and summary statistics are collected via SUMO's native output facility.</w:t>
+      </w:r>
+      <w:r>
+        <w:t xml:space="preserve"> The Python controller (charging_recommendation) connects through TraCI, iterates in 1-second integer steps, and exports recommendations datasets to timestamped CSV files after simulation completion at t = 600 seconds</w:t>
+      </w:r>
+      <w:r>
+        <w:t>.</w:t>
       </w:r>
     </w:p>
     <w:p>
@@ -4899,8 +5121,23 @@
         <w:jc w:val="both"/>
       </w:pPr>
       <w:r>
-        <w:t>The simulation concluded at t = 600 s, generating 33,721 vehicle-centric records (one per vehicle per second) and 1,169 charging recommendation events. The system recorded a peak instantaneous charging power of 1,370 kW with 40 vehicles simultaneously charging—reflecting near-saturation of the available 62 charging slots during peak demand periods. Average charging power across the simulation was 963.7 kW, and the total energy consumed for charging was 127.5 kWh. These load metrics demonstrate that the network experiences significant charging demand, making intelligent station selection essential to prevent localised transformer overload.</w:t>
-      </w:r>
+        <w:t>The</w:t>
+      </w:r>
+      <w:r>
+        <w:t xml:space="preserve"> simulation ended at 600 s</w:t>
+      </w:r>
+      <w:r>
+        <w:t>.</w:t>
+      </w:r>
+      <w:r>
+        <w:t xml:space="preserve"> It generates 33,721 vehicle centric records(one vehicle per second) and 1,169 charging recommendation events. The system recorded a peak instant charging power of 1,370 kW with 40 vehicles charging concurrently. That reflects near saturation of the 62 available charging areas during peak demand time. Across the simulation the average charging power was 963.7 kW, the total energy consumption for charging was 127.5 kWh. These load metrics highlights that there is an important charging demand on the network. It makes intelligent station selection essential to prevent local transformer overload.</w:t>
+      </w:r>
+    </w:p>
+    <w:p>
+      <w:pPr>
+        <w:ind w:firstLine="288"/>
+        <w:jc w:val="both"/>
+      </w:pPr>
     </w:p>
     <w:p>
       <w:pPr>
@@ -4924,7 +5161,67 @@
         <w:jc w:val="both"/>
       </w:pPr>
       <w:r>
-        <w:t>Table IV reports the priority-level breakdown of the 1,169 recommendation events. HIGH-priority events (SoC 20%–30%) dominated at 42.7%, followed by MEDIUM (34.6%) and CRITICAL (22.7%). The mean SoC at recommendation time was 27.7% (σ = 8.5%), with a minimum of 12.0% and a maximum of 46.5%, confirming that the 50% trigger activates recommendations with sufficient battery margin. The mean Euclidean distance to the nearest station at recommendation time was 84.3 m (σ = 62.0 m, min = 0.5 m, max = 256.6 m), indicating adequate station density for the modelled fleet.</w:t>
+        <w:t xml:space="preserve">Table IV </w:t>
+      </w:r>
+      <w:r>
+        <w:t>shows</w:t>
+      </w:r>
+      <w:r>
+        <w:t xml:space="preserve"> the priority</w:t>
+      </w:r>
+      <w:r>
+        <w:t xml:space="preserve"> </w:t>
+      </w:r>
+      <w:r>
+        <w:t>level breakdown of the 1,169 recommendation events. HIGH-priority events (SoC 20%–30%) dominated at 42.7%, followed by MEDIUM (34.6%) and CRITICAL (22.7%). The</w:t>
+      </w:r>
+      <w:r>
+        <w:t xml:space="preserve"> average</w:t>
+      </w:r>
+      <w:r>
+        <w:t xml:space="preserve"> SoC at </w:t>
+      </w:r>
+      <w:r>
+        <w:t xml:space="preserve">the time of </w:t>
+      </w:r>
+      <w:r>
+        <w:t>recommendation was 27.7% (σ = 8.5%), with a minimum of 12.0% and a maximum of 46.5%</w:t>
+      </w:r>
+      <w:r>
+        <w:t>. It</w:t>
+      </w:r>
+      <w:r>
+        <w:t xml:space="preserve"> </w:t>
+      </w:r>
+      <w:r>
+        <w:t xml:space="preserve">ensures </w:t>
+      </w:r>
+      <w:r>
+        <w:t>that the 50% trigger activates recommendations with sufficient battery margin. The</w:t>
+      </w:r>
+      <w:r>
+        <w:t xml:space="preserve"> average</w:t>
+      </w:r>
+      <w:r>
+        <w:t xml:space="preserve"> Euclidean distance to the nearest station at</w:t>
+      </w:r>
+      <w:r>
+        <w:t xml:space="preserve"> the time of</w:t>
+      </w:r>
+      <w:r>
+        <w:t xml:space="preserve"> recommendation was 84.3 m (σ = 62.0 m, min = 0.5 m, max = 256.6 m)</w:t>
+      </w:r>
+      <w:r>
+        <w:t>. It</w:t>
+      </w:r>
+      <w:r>
+        <w:t xml:space="preserve"> </w:t>
+      </w:r>
+      <w:r>
+        <w:t xml:space="preserve">is </w:t>
+      </w:r>
+      <w:r>
+        <w:t>indicating adequate station density for the modelled fleet.</w:t>
       </w:r>
     </w:p>
     <w:p>
@@ -5013,6 +5310,7 @@
                 <w:sz w:val="18"/>
                 <w:szCs w:val="18"/>
               </w:rPr>
+              <w:lastRenderedPageBreak/>
               <w:t>Priority</w:t>
             </w:r>
           </w:p>
@@ -5258,7 +5556,6 @@
                 <w:sz w:val="18"/>
                 <w:szCs w:val="18"/>
               </w:rPr>
-              <w:lastRenderedPageBreak/>
               <w:t>HIGH</w:t>
             </w:r>
           </w:p>
@@ -5621,7 +5918,61 @@
         <w:jc w:val="both"/>
       </w:pPr>
       <w:r>
-        <w:t>Table V presents the distribution of recommendation outcomes. The dominant outcome—59.0% (689 events)—was routing to the nearest station when charging slots were available. In 24.1% of cases (282 events), the nearest station was fully occupied and vehicles were successfully directed to the second-nearest station with available capacity, demonstrating genuine load diversion. Waiting slot overflow management handled 7.7% (90 events), while 9.2% (108 events) triggered Advisory Mode where both stations were saturated.</w:t>
+        <w:t xml:space="preserve">Table V </w:t>
+      </w:r>
+      <w:r>
+        <w:t>show</w:t>
+      </w:r>
+      <w:r>
+        <w:t>s the distribution of</w:t>
+      </w:r>
+      <w:r>
+        <w:t xml:space="preserve"> the results of</w:t>
+      </w:r>
+      <w:r>
+        <w:t xml:space="preserve"> recommendation</w:t>
+      </w:r>
+      <w:r>
+        <w:t>s</w:t>
+      </w:r>
+      <w:r>
+        <w:t>. The</w:t>
+      </w:r>
+      <w:r>
+        <w:t xml:space="preserve"> main result </w:t>
+      </w:r>
+      <w:r>
+        <w:t>—</w:t>
+      </w:r>
+      <w:r>
+        <w:t xml:space="preserve"> when charging slots were available, </w:t>
+      </w:r>
+      <w:r>
+        <w:t>59.0% (689 events)—was routing to the nearest station. In 24.1% of cases (282 events), the nearest station was fully occupied and vehicles were successfully directed to the second</w:t>
+      </w:r>
+      <w:r>
+        <w:t xml:space="preserve"> </w:t>
+      </w:r>
+      <w:r>
+        <w:t>nearest station with available capacity</w:t>
+      </w:r>
+      <w:r>
+        <w:t>. It</w:t>
+      </w:r>
+      <w:r>
+        <w:t xml:space="preserve"> </w:t>
+      </w:r>
+      <w:r>
+        <w:t xml:space="preserve">is </w:t>
+      </w:r>
+      <w:r>
+        <w:t>demonstrating genuine load diversion.</w:t>
+      </w:r>
+      <w:r>
+        <w:t xml:space="preserve"> Where both stations were saturated,</w:t>
+      </w:r>
+      <w:r>
+        <w:t xml:space="preserve"> Waiting slot overflow management handled 7.7% (90 events), while 9.2% (108 events) triggered Advisory Mode.</w:t>
       </w:r>
     </w:p>
     <w:p>
@@ -6162,7 +6513,52 @@
         <w:jc w:val="both"/>
       </w:pPr>
       <w:r>
-        <w:t>Station pa_8 received the highest recommendation share (32.4% of all events), reflecting its large slot capacity (5 charging + 3 waiting forward, 10 + 6 reverse) and up to 50 kW power rating combined with a central network position. Stations pa_7 and pa_3_rev ranked second and third at 14.7% and 14.0% respectively. Critically, all ten stations received at least 1.5% of recommendations, confirming that the multi-criteria scoring model distributes demand broadly.</w:t>
+        <w:t>Station pa_8 received the highest recommendation share (32.4% of all events)</w:t>
+      </w:r>
+      <w:r>
+        <w:t>. Which</w:t>
+      </w:r>
+      <w:r>
+        <w:t xml:space="preserve"> reflect</w:t>
+      </w:r>
+      <w:r>
+        <w:t>s</w:t>
+      </w:r>
+      <w:r>
+        <w:t xml:space="preserve"> its large slot capacity (5 charging + 3 waiting forward, 10 + 6 reverse) and </w:t>
+      </w:r>
+      <w:r>
+        <w:t xml:space="preserve">power rating </w:t>
+      </w:r>
+      <w:r>
+        <w:t>up to 50 kW combined with a central network position. Stations pa_7 and pa_3_rev</w:t>
+      </w:r>
+      <w:r>
+        <w:t xml:space="preserve"> came in</w:t>
+      </w:r>
+      <w:r>
+        <w:t xml:space="preserve"> second and third </w:t>
+      </w:r>
+      <w:r>
+        <w:t xml:space="preserve">with </w:t>
+      </w:r>
+      <w:r>
+        <w:t>14.7% and 14.0% respectively.</w:t>
+      </w:r>
+      <w:r>
+        <w:t xml:space="preserve"> Significantly,</w:t>
+      </w:r>
+      <w:r>
+        <w:t xml:space="preserve"> all ten stations received at least 1.5% of recommendations, confirming that the multi-criteria scoring model</w:t>
+      </w:r>
+      <w:r>
+        <w:t xml:space="preserve"> widely</w:t>
+      </w:r>
+      <w:r>
+        <w:t xml:space="preserve"> distributes demand </w:t>
+      </w:r>
+      <w:r>
+        <w:t>.</w:t>
       </w:r>
     </w:p>
     <w:p>
@@ -6187,7 +6583,31 @@
         <w:jc w:val="both"/>
       </w:pPr>
       <w:r>
-        <w:t>To quantify the framework's benefit, we define a nearest-only baseline that always recommends the Euclidean nearest station without considering occupancy, queue, or load. Table VI reports four performance metrics computed from the 1,169-event dataset.</w:t>
+        <w:t>To</w:t>
+      </w:r>
+      <w:r>
+        <w:t xml:space="preserve"> measure </w:t>
+      </w:r>
+      <w:r>
+        <w:t xml:space="preserve">the </w:t>
+      </w:r>
+      <w:r>
+        <w:t>benefit of the structure</w:t>
+      </w:r>
+      <w:r>
+        <w:t>, we define a nearest-only baseline that always recommends the Euclidean nearest station without considering occupancy, queue, or load. Table VI</w:t>
+      </w:r>
+      <w:r>
+        <w:t xml:space="preserve"> shows</w:t>
+      </w:r>
+      <w:r>
+        <w:t xml:space="preserve"> </w:t>
+      </w:r>
+      <w:r>
+        <w:t>4-</w:t>
+      </w:r>
+      <w:r>
+        <w:t>performance metrics computed from the 1,169-event dataset.</w:t>
       </w:r>
     </w:p>
     <w:p>
@@ -6867,7 +7287,49 @@
         <w:jc w:val="both"/>
       </w:pPr>
       <w:r>
-        <w:t>The Feasible Recommendation Rate (FRR) measures the fraction of events where the recommended station had at least one slot available. The proposed framework achieves FRR = 90.1% versus 66.0% for the baseline—a 24.0 pp improvement—because it evaluates occupancy and diverts vehicles to alternatives. The Congestion Avoidance Rate (CAR) measures diversion away from a congested nearest station; the baseline achieves CAR = 0% while the proposed achieves CAR = 37.1%, quantifying load-balancing contribution.</w:t>
+        <w:t>The Feasible Recommendation Rate (FRR)</w:t>
+      </w:r>
+      <w:r>
+        <w:t xml:space="preserve"> calculates</w:t>
+      </w:r>
+      <w:r>
+        <w:t xml:space="preserve"> the events </w:t>
+      </w:r>
+      <w:r>
+        <w:t xml:space="preserve">fraction </w:t>
+      </w:r>
+      <w:r>
+        <w:t>where the recommended station had at least one</w:t>
+      </w:r>
+      <w:r>
+        <w:t xml:space="preserve"> empty at proposed station</w:t>
+      </w:r>
+      <w:r>
+        <w:t xml:space="preserve">. The proposed framework achieves FRR = 90.1% </w:t>
+      </w:r>
+      <w:r>
+        <w:t xml:space="preserve">for the baseline </w:t>
+      </w:r>
+      <w:r>
+        <w:t>versus 66.0%—a 24.0 pp improvement—because it</w:t>
+      </w:r>
+      <w:r>
+        <w:t xml:space="preserve"> assesses</w:t>
+      </w:r>
+      <w:r>
+        <w:t xml:space="preserve"> occupancy and diverts vehicles to alternatives. The Congestion Avoidance Rate (CAR) measures diversion away from a congested nearest station; the baseline</w:t>
+      </w:r>
+      <w:r>
+        <w:t xml:space="preserve"> gains</w:t>
+      </w:r>
+      <w:r>
+        <w:t xml:space="preserve"> CAR = 0% while the proposed achieves CAR = 37.1%, </w:t>
+      </w:r>
+      <w:r>
+        <w:t xml:space="preserve">which </w:t>
+      </w:r>
+      <w:r>
+        <w:t>quantifying load-balancing contribution.</w:t>
       </w:r>
     </w:p>
     <w:p>
@@ -6876,7 +7338,43 @@
         <w:jc w:val="both"/>
       </w:pPr>
       <w:r>
-        <w:t>The High-Priority Smart Decision Rate (HPSDR) measures the fraction of CRITICAL- or HIGH-priority events (SoC &lt; 30%) where the framework diverted the vehicle to a second-nearest station with better availability. The proposed framework achieves HPSDR = 27.9% (vs. 0%), demonstrating intelligent routing when battery urgency is highest.</w:t>
+        <w:t>High-Priority Smart Decision Rate (HPSDR) measures the fraction of CRITICAL</w:t>
+      </w:r>
+      <w:r>
+        <w:t xml:space="preserve"> </w:t>
+      </w:r>
+      <w:r>
+        <w:t>- or HIGH</w:t>
+      </w:r>
+      <w:r>
+        <w:t xml:space="preserve"> </w:t>
+      </w:r>
+      <w:r>
+        <w:t xml:space="preserve">priority events (SoC &lt; </w:t>
+      </w:r>
+      <w:r>
+        <w:t xml:space="preserve"> </w:t>
+      </w:r>
+      <w:r>
+        <w:t>30%) where the framework divert</w:t>
+      </w:r>
+      <w:r>
+        <w:t>s</w:t>
+      </w:r>
+      <w:r>
+        <w:t xml:space="preserve"> the vehicle to a second</w:t>
+      </w:r>
+      <w:r>
+        <w:t xml:space="preserve"> closest </w:t>
+      </w:r>
+      <w:r>
+        <w:t>station with better availability. The proposed framework achieves HPSDR = 27.9% (vs. 0%), demonstrating intelligent routing wh</w:t>
+      </w:r>
+      <w:r>
+        <w:t>ile,</w:t>
+      </w:r>
+      <w:r>
+        <w:t xml:space="preserve"> battery urgency is highest.</w:t>
       </w:r>
     </w:p>
     <w:p>
@@ -6885,7 +7383,7 @@
         <w:jc w:val="both"/>
       </w:pPr>
       <w:r>
-        <w:t>Average distance increases from 84.3 m to 100.1 m (+15.8 m)—an accepted trade-off for directing vehicles to stations with capacity. This distance increase is negligible given the remaining range at median SoC of 27.7%.</w:t>
+        <w:t>The average distance grows from 84.3 m to 100.1 m (+15.8 m)—a recognized trade-off for operating vehicles to a capable stations. That distance increase is negligible given the remaining range at an average SoC of 27.7%.</w:t>
       </w:r>
     </w:p>
     <w:p>
@@ -6910,7 +7408,68 @@
         <w:jc w:val="both"/>
       </w:pPr>
       <w:r>
-        <w:t>The 600-second simulation window covers a simplified network. Full-scale deployment requires GPS-trace calibrated OD matrices and heterogeneous charging profiles from field surveys. The Advisory Mode (9.2% of events) could be reduced by increasing station density or adding a third-nearest candidate. Future work will integrate dynamic electricity pricing and renewable energy at station nodes.</w:t>
+        <w:t>The 600-second simulation window</w:t>
+      </w:r>
+      <w:r>
+        <w:t xml:space="preserve"> incorporates</w:t>
+      </w:r>
+      <w:r>
+        <w:t xml:space="preserve"> a simpl</w:t>
+      </w:r>
+      <w:r>
+        <w:t>e</w:t>
+      </w:r>
+      <w:r>
+        <w:t xml:space="preserve"> network. Full</w:t>
+      </w:r>
+      <w:r>
+        <w:t xml:space="preserve"> </w:t>
+      </w:r>
+      <w:r>
+        <w:t>scale deployment requires GPS</w:t>
+      </w:r>
+      <w:r>
+        <w:t xml:space="preserve"> </w:t>
+      </w:r>
+      <w:r>
+        <w:t>trace calibrated OD matrices and</w:t>
+      </w:r>
+      <w:r>
+        <w:t xml:space="preserve"> different</w:t>
+      </w:r>
+      <w:r>
+        <w:t xml:space="preserve"> charging profiles from field surveys. Advisory Mode (9.2% of</w:t>
+      </w:r>
+      <w:r>
+        <w:t xml:space="preserve"> occurrences</w:t>
+      </w:r>
+      <w:r>
+        <w:t xml:space="preserve">) </w:t>
+      </w:r>
+      <w:r>
+        <w:t xml:space="preserve">can </w:t>
+      </w:r>
+      <w:r>
+        <w:t xml:space="preserve">be reduced by increasing </w:t>
+      </w:r>
+      <w:r>
+        <w:lastRenderedPageBreak/>
+        <w:t xml:space="preserve">station density or adding a </w:t>
+      </w:r>
+      <w:r>
+        <w:t xml:space="preserve"> 3</w:t>
+      </w:r>
+      <w:r>
+        <w:rPr>
+          <w:vertAlign w:val="superscript"/>
+        </w:rPr>
+        <w:t>rd</w:t>
+      </w:r>
+      <w:r>
+        <w:t xml:space="preserve"> </w:t>
+      </w:r>
+      <w:r>
+        <w:t>nearest candidate. Future work will integrate dynamic electricity pricing and renewable energy at station nodes.</w:t>
       </w:r>
     </w:p>
     <w:p>
@@ -6934,8 +7493,64 @@
         <w:jc w:val="both"/>
       </w:pPr>
       <w:r>
-        <w:lastRenderedPageBreak/>
-        <w:t>The 37.1% Congestion Avoidance Rate implies that roughly one in three charging events that would otherwise overload a popular station can be redistributed—reducing peak transformer loading and extending equipment lifespan. The generated datasets (33,721 vehicle-centric + 1,169 recommendation events) provide precisely the feature space required by DeepBoost [8] for day-ahead load forecasting.</w:t>
+        <w:t xml:space="preserve">The 37.1% Congestion Avoidance Rate </w:t>
+      </w:r>
+      <w:r>
+        <w:t xml:space="preserve">suggests </w:t>
+      </w:r>
+      <w:r>
+        <w:t xml:space="preserve">that </w:t>
+      </w:r>
+      <w:r>
+        <w:t xml:space="preserve">approximately </w:t>
+      </w:r>
+      <w:r>
+        <w:t>one in three charging events that would otherwise overload a popular station can be redistributed</w:t>
+      </w:r>
+      <w:r>
+        <w:t xml:space="preserve">. This can </w:t>
+      </w:r>
+      <w:r>
+        <w:t>reduc</w:t>
+      </w:r>
+      <w:r>
+        <w:t>e</w:t>
+      </w:r>
+      <w:r>
+        <w:t xml:space="preserve"> peak transformer loading and </w:t>
+      </w:r>
+      <w:r>
+        <w:t>increasing</w:t>
+      </w:r>
+      <w:r>
+        <w:t xml:space="preserve"> equipment </w:t>
+      </w:r>
+      <w:r>
+        <w:t>lifetime</w:t>
+      </w:r>
+      <w:r>
+        <w:t xml:space="preserve">. The </w:t>
+      </w:r>
+      <w:r>
+        <w:t>resulting</w:t>
+      </w:r>
+      <w:r>
+        <w:t xml:space="preserve"> datasets (33,721 vehicle-centric + 1,169 recommendation events)</w:t>
+      </w:r>
+      <w:r>
+        <w:t xml:space="preserve"> accurately</w:t>
+      </w:r>
+      <w:r>
+        <w:t xml:space="preserve"> provide</w:t>
+      </w:r>
+      <w:r>
+        <w:t xml:space="preserve">s </w:t>
+      </w:r>
+      <w:r>
+        <w:t>the feature space</w:t>
+      </w:r>
+      <w:r>
+        <w:t xml:space="preserve"> separated valued columns.</w:t>
       </w:r>
     </w:p>
     <w:p>
@@ -6944,7 +7559,43 @@
         <w:jc w:val="both"/>
       </w:pPr>
       <w:r>
-        <w:t>The per-station recommendation distribution reveals that pa_8 and pa_7 corridors absorb disproportionate demand—directly actionable information for capacity expansion. The open SUMO+Python architecture enables city planners to test alternative station placements by modifying the XML configuration without specialised optimisation expertise.</w:t>
+        <w:t>The per</w:t>
+      </w:r>
+      <w:r>
+        <w:t xml:space="preserve"> </w:t>
+      </w:r>
+      <w:r>
+        <w:t>station recommendation distribution reveals that pa_8 and pa_7 corridors absorb</w:t>
+      </w:r>
+      <w:r>
+        <w:t xml:space="preserve"> inconsistent</w:t>
+      </w:r>
+      <w:r>
+        <w:t xml:space="preserve"> demand</w:t>
+      </w:r>
+      <w:r>
+        <w:t xml:space="preserve">- which </w:t>
+      </w:r>
+      <w:r>
+        <w:t>directly actionable information for capacity</w:t>
+      </w:r>
+      <w:r>
+        <w:t xml:space="preserve"> increasing</w:t>
+      </w:r>
+      <w:r>
+        <w:t xml:space="preserve">. The open SUMO+Python architecture enables </w:t>
+      </w:r>
+      <w:r>
+        <w:t xml:space="preserve">urban or city </w:t>
+      </w:r>
+      <w:r>
+        <w:t xml:space="preserve">planners to test alternative station placements by modifying the XML configuration without specialised </w:t>
+      </w:r>
+      <w:r>
+        <w:t>optimization skills</w:t>
+      </w:r>
+      <w:r>
+        <w:t>.</w:t>
       </w:r>
     </w:p>
     <w:p>
@@ -6968,7 +7619,49 @@
         <w:jc w:val="both"/>
       </w:pPr>
       <w:r>
-        <w:t>This paper presented a SUMO+TraCI simulation-based charging station recommendation framework for Khulna city's heterogeneous EV fleet. A 100-flow simulation across three vehicle classes with varying battery capacities (12,000 Wh for Easy Bikes; 5,760–7,200 Wh for E-Rickshaws and E-Vans), eight routes, and ten bidirectional stations generated 1,169 recommendation events over 600 seconds, recording peak charging power of 1,370 kW with 40 vehicles simultaneously charging and consuming 127.5 kWh total energy.</w:t>
+        <w:t xml:space="preserve">This paper </w:t>
+      </w:r>
+      <w:r>
+        <w:t>shows</w:t>
+      </w:r>
+      <w:r>
+        <w:t xml:space="preserve"> a SUMO+TraCI simulation-based charging station recommendation framework for </w:t>
+      </w:r>
+      <w:r>
+        <w:t xml:space="preserve">heterogeneous EV fleet  in </w:t>
+      </w:r>
+      <w:r>
+        <w:t>Khulna city. A 100</w:t>
+      </w:r>
+      <w:r>
+        <w:t xml:space="preserve"> </w:t>
+      </w:r>
+      <w:r>
+        <w:t xml:space="preserve">flow simulation </w:t>
+      </w:r>
+      <w:r>
+        <w:t xml:space="preserve">through 3- </w:t>
+      </w:r>
+      <w:r>
+        <w:t>vehicle classes with varying battery capacities (12,000 Wh for Easy Bikes; 5,760–7,200 Wh for E-Rickshaws and E-Vans), eight routes</w:t>
+      </w:r>
+      <w:r>
+        <w:t xml:space="preserve"> </w:t>
+      </w:r>
+      <w:r>
+        <w:t>and ten bidirectional stations generated 1,169 recommendation events over 600 seconds</w:t>
+      </w:r>
+      <w:r>
+        <w:t>. Also depicts the</w:t>
+      </w:r>
+      <w:r>
+        <w:t xml:space="preserve"> record</w:t>
+      </w:r>
+      <w:r>
+        <w:t xml:space="preserve"> of</w:t>
+      </w:r>
+      <w:r>
+        <w:t xml:space="preserve"> peak charging power of 1,370 kW with 40 vehicles simultaneously charging and consuming 127.5 kWh total energy.</w:t>
       </w:r>
     </w:p>
     <w:p>
@@ -6977,7 +7670,25 @@
         <w:jc w:val="both"/>
       </w:pPr>
       <w:r>
-        <w:t>The principal contributions are: (1) a physics-calibrated SUMO fleet model with heterogeneous battery configurations across three vehicle classes; (2) a multi-criteria recommendation algorithm with Rerouting/Advisory duality; (3) comparative evaluation demonstrating +24.0 pp Feasible Recommendation Rate, +37.1 pp Congestion Avoidance Rate, and +27.9 pp High-Priority Smart Decision Rate versus a nearest-only baseline; and (4) two complementary datasets (33,721 vehicle-centric records + 1,169 recommendation events) directly compatible with ML load forecasting.</w:t>
+        <w:t>The</w:t>
+      </w:r>
+      <w:r>
+        <w:t xml:space="preserve"> main</w:t>
+      </w:r>
+      <w:r>
+        <w:t xml:space="preserve"> contributions are: (1) a physics-calibrated SUMO fleet model with</w:t>
+      </w:r>
+      <w:r>
+        <w:t xml:space="preserve"> different</w:t>
+      </w:r>
+      <w:r>
+        <w:t xml:space="preserve"> battery configurations across three vehicle classes; (2) a multi-criteria recommendation algorithm with Advisory duality; (3) comparative evaluation demonstrating +24.0 pp</w:t>
+      </w:r>
+      <w:r>
+        <w:t xml:space="preserve"> potential</w:t>
+      </w:r>
+      <w:r>
+        <w:t xml:space="preserve"> Recommendation Rate, +37.1 pp Congestion Avoidance Rate, and +27.9 pp High-Priority Smart Decision Rate versus a nearest-only baseline; and (4) two complementary datasets (33,721 vehicle-centric records + 1,169 recommendation events).</w:t>
       </w:r>
     </w:p>
     <w:p>
@@ -6986,7 +7697,25 @@
         <w:jc w:val="both"/>
       </w:pPr>
       <w:r>
-        <w:t>Future work will extend to Khulna's full road graph with GPS-trace calibration, incorporate dynamic pricing, model renewable energy at stations, and evaluate demand-response scheduling aligned with Bangladesh's National Energy Policy.</w:t>
+        <w:t>Future work will</w:t>
+      </w:r>
+      <w:r>
+        <w:t xml:space="preserve"> be expanded</w:t>
+      </w:r>
+      <w:r>
+        <w:t xml:space="preserve"> to</w:t>
+      </w:r>
+      <w:r>
+        <w:t xml:space="preserve"> include GPS trace calibration of the full road graph of</w:t>
+      </w:r>
+      <w:r>
+        <w:t xml:space="preserve"> Khulna, dynamic pricing, model renewable energy at stations and evaluate demand-response schedul</w:t>
+      </w:r>
+      <w:r>
+        <w:t>es consistent</w:t>
+      </w:r>
+      <w:r>
+        <w:t xml:space="preserve"> with Bangladesh's National Energy Policy.</w:t>
       </w:r>
     </w:p>
     <w:p>
@@ -7091,20 +7820,6 @@
           <w:szCs w:val="18"/>
         </w:rPr>
         <w:t>[6] A. Hussain, V. H. Bui, and H. M. Kim, "A multi-criteria decision-making approach for electric vehicle charging station location selection," Energies, vol. 13, no. 23, p. 6322, 2020.</w:t>
-      </w:r>
-    </w:p>
-    <w:p>
-      <w:pPr>
-        <w:spacing w:before="40" w:after="40" w:line="216" w:lineRule="auto"/>
-        <w:ind w:left="288" w:hanging="288"/>
-        <w:jc w:val="both"/>
-      </w:pPr>
-      <w:r>
-        <w:rPr>
-          <w:sz w:val="18"/>
-          <w:szCs w:val="18"/>
-        </w:rPr>
-        <w:t>[7] M. Halder, A. Adhikary, S.-B. Park, and C. S. Hong, "An artificial intelligence framework for dynamic selection and resource allocation for EVs in vehicular networks," in Proc. IEEE/IFIP NOMS 2024, Seoul, South Korea, May 2024, DOI: 10.1109/NOMS59830.2024.10574932.</w:t>
       </w:r>
     </w:p>
     <w:p>
@@ -7817,6 +8532,29 @@
       <w:szCs w:val="20"/>
     </w:rPr>
   </w:style>
+  <w:style w:type="paragraph" w:styleId="HTMLPreformatted">
+    <w:name w:val="HTML Preformatted"/>
+    <w:basedOn w:val="Normal"/>
+    <w:link w:val="HTMLPreformattedChar"/>
+    <w:uiPriority w:val="99"/>
+    <w:semiHidden/>
+    <w:unhideWhenUsed/>
+    <w:rsid w:val="001D18E7"/>
+    <w:rPr>
+      <w:rFonts w:ascii="Consolas" w:hAnsi="Consolas"/>
+    </w:rPr>
+  </w:style>
+  <w:style w:type="character" w:customStyle="1" w:styleId="HTMLPreformattedChar">
+    <w:name w:val="HTML Preformatted Char"/>
+    <w:basedOn w:val="DefaultParagraphFont"/>
+    <w:link w:val="HTMLPreformatted"/>
+    <w:uiPriority w:val="99"/>
+    <w:semiHidden/>
+    <w:rsid w:val="001D18E7"/>
+    <w:rPr>
+      <w:rFonts w:ascii="Consolas" w:hAnsi="Consolas"/>
+    </w:rPr>
+  </w:style>
 </w:styles>
 </file>
 
